--- a/data/assessments/PAT002/WALKTHROUGH-summary.docx
+++ b/data/assessments/PAT002/WALKTHROUGH-summary.docx
@@ -20,7 +20,7 @@
           <w:i/>
           <w:sz w:val="26"/>
         </w:rPr>
-        <w:t>Assessment Walkthrough — Summary</w:t>
+        <w:t>Assessment Walkthrough — Lazy vs Skilled Prompting</w:t>
       </w:r>
     </w:p>
     <w:p>
@@ -34,6 +34,11 @@
     <w:p>
       <w:r>
         <w:t>A 3-timepoint clinical case adapted from NEJM Clinical Problem-Solving "Peeling and Plummeting." 30 minutes total, 4 questions, 6.5 total weight, 70% overall pass. The right diagnostic triad is active SLE → inflammatory myositis → oropharyngeal dysphagia → starvation → kwashiorkor, with social-determinant amplifiers (insurance lapses, language, food access).</w:t>
+      </w:r>
+    </w:p>
+    <w:p>
+      <w:r>
+        <w:t>This document shows TWO simulated runs through the assessment: (1) a lazy resident who dumps the question into the chatbot with all-context toggled on, and (2) a skilled resident who uses targeted iterative prompts. The gap between them is what the assessment is actually measuring.</w:t>
       </w:r>
     </w:p>
     <w:p>
@@ -286,7 +291,382 @@
         <w:pStyle w:val="Heading1"/>
       </w:pPr>
       <w:r>
-        <w:t>Timepoint 1 — Initial presentation (2026-01-12)</w:t>
+        <w:t>Score comparison — lazy vs skilled</w:t>
+      </w:r>
+    </w:p>
+    <w:tbl>
+      <w:tblPr>
+        <w:tblStyle w:val="LightGrid-Accent1"/>
+        <w:tblW w:type="auto" w:w="0"/>
+        <w:tblLook w:firstColumn="1" w:firstRow="1" w:lastColumn="0" w:lastRow="0" w:noHBand="0" w:noVBand="1" w:val="04A0"/>
+      </w:tblPr>
+      <w:tblGrid>
+        <w:gridCol w:w="1728"/>
+        <w:gridCol w:w="1728"/>
+        <w:gridCol w:w="1728"/>
+        <w:gridCol w:w="1728"/>
+        <w:gridCol w:w="1728"/>
+      </w:tblGrid>
+      <w:tr>
+        <w:tc>
+          <w:tcPr>
+            <w:tcW w:type="dxa" w:w="1728"/>
+          </w:tcPr>
+          <w:p>
+            <w:r>
+              <w:rPr>
+                <w:b/>
+              </w:rPr>
+              <w:t>Stage</w:t>
+            </w:r>
+          </w:p>
+        </w:tc>
+        <w:tc>
+          <w:tcPr>
+            <w:tcW w:type="dxa" w:w="1728"/>
+          </w:tcPr>
+          <w:p>
+            <w:r>
+              <w:rPr>
+                <w:b/>
+              </w:rPr>
+              <w:t>Weight</w:t>
+            </w:r>
+          </w:p>
+        </w:tc>
+        <w:tc>
+          <w:tcPr>
+            <w:tcW w:type="dxa" w:w="1728"/>
+          </w:tcPr>
+          <w:p>
+            <w:r>
+              <w:rPr>
+                <w:b/>
+              </w:rPr>
+              <w:t>Lazy</w:t>
+            </w:r>
+          </w:p>
+        </w:tc>
+        <w:tc>
+          <w:tcPr>
+            <w:tcW w:type="dxa" w:w="1728"/>
+          </w:tcPr>
+          <w:p>
+            <w:r>
+              <w:rPr>
+                <w:b/>
+              </w:rPr>
+              <w:t>Skilled</w:t>
+            </w:r>
+          </w:p>
+        </w:tc>
+        <w:tc>
+          <w:tcPr>
+            <w:tcW w:type="dxa" w:w="1728"/>
+          </w:tcPr>
+          <w:p>
+            <w:r>
+              <w:rPr>
+                <w:b/>
+              </w:rPr>
+              <w:t>Δ</w:t>
+            </w:r>
+          </w:p>
+        </w:tc>
+      </w:tr>
+      <w:tr>
+        <w:tc>
+          <w:tcPr>
+            <w:tcW w:type="dxa" w:w="1728"/>
+          </w:tcPr>
+          <w:p>
+            <w:r>
+              <w:t>TP1 — Differential + next</w:t>
+            </w:r>
+          </w:p>
+        </w:tc>
+        <w:tc>
+          <w:tcPr>
+            <w:tcW w:type="dxa" w:w="1728"/>
+          </w:tcPr>
+          <w:p>
+            <w:r>
+              <w:t>1.0</w:t>
+            </w:r>
+          </w:p>
+        </w:tc>
+        <w:tc>
+          <w:tcPr>
+            <w:tcW w:type="dxa" w:w="1728"/>
+          </w:tcPr>
+          <w:p>
+            <w:r>
+              <w:t>0.85 (85%)</w:t>
+            </w:r>
+          </w:p>
+        </w:tc>
+        <w:tc>
+          <w:tcPr>
+            <w:tcW w:type="dxa" w:w="1728"/>
+          </w:tcPr>
+          <w:p>
+            <w:r>
+              <w:t>0.95 (95%)</w:t>
+            </w:r>
+          </w:p>
+        </w:tc>
+        <w:tc>
+          <w:tcPr>
+            <w:tcW w:type="dxa" w:w="1728"/>
+          </w:tcPr>
+          <w:p>
+            <w:r>
+              <w:t>+0.10</w:t>
+            </w:r>
+          </w:p>
+        </w:tc>
+      </w:tr>
+      <w:tr>
+        <w:tc>
+          <w:tcPr>
+            <w:tcW w:type="dxa" w:w="1728"/>
+          </w:tcPr>
+          <w:p>
+            <w:r>
+              <w:t>TP2 — Diff + 24-hr plan</w:t>
+            </w:r>
+          </w:p>
+        </w:tc>
+        <w:tc>
+          <w:tcPr>
+            <w:tcW w:type="dxa" w:w="1728"/>
+          </w:tcPr>
+          <w:p>
+            <w:r>
+              <w:t>2.0</w:t>
+            </w:r>
+          </w:p>
+        </w:tc>
+        <w:tc>
+          <w:tcPr>
+            <w:tcW w:type="dxa" w:w="1728"/>
+          </w:tcPr>
+          <w:p>
+            <w:r>
+              <w:t>1.20 (60%)</w:t>
+            </w:r>
+          </w:p>
+        </w:tc>
+        <w:tc>
+          <w:tcPr>
+            <w:tcW w:type="dxa" w:w="1728"/>
+          </w:tcPr>
+          <w:p>
+            <w:r>
+              <w:t>1.80 (90%)</w:t>
+            </w:r>
+          </w:p>
+        </w:tc>
+        <w:tc>
+          <w:tcPr>
+            <w:tcW w:type="dxa" w:w="1728"/>
+          </w:tcPr>
+          <w:p>
+            <w:r>
+              <w:t>+0.60</w:t>
+            </w:r>
+          </w:p>
+        </w:tc>
+      </w:tr>
+      <w:tr>
+        <w:tc>
+          <w:tcPr>
+            <w:tcW w:type="dxa" w:w="1728"/>
+          </w:tcPr>
+          <w:p>
+            <w:r>
+              <w:t>TP3-Q1 — Unifying diagnosis</w:t>
+            </w:r>
+          </w:p>
+        </w:tc>
+        <w:tc>
+          <w:tcPr>
+            <w:tcW w:type="dxa" w:w="1728"/>
+          </w:tcPr>
+          <w:p>
+            <w:r>
+              <w:t>1.5</w:t>
+            </w:r>
+          </w:p>
+        </w:tc>
+        <w:tc>
+          <w:tcPr>
+            <w:tcW w:type="dxa" w:w="1728"/>
+          </w:tcPr>
+          <w:p>
+            <w:r>
+              <w:t>1.00 (67%)</w:t>
+            </w:r>
+          </w:p>
+        </w:tc>
+        <w:tc>
+          <w:tcPr>
+            <w:tcW w:type="dxa" w:w="1728"/>
+          </w:tcPr>
+          <w:p>
+            <w:r>
+              <w:t>1.43 (95%)</w:t>
+            </w:r>
+          </w:p>
+        </w:tc>
+        <w:tc>
+          <w:tcPr>
+            <w:tcW w:type="dxa" w:w="1728"/>
+          </w:tcPr>
+          <w:p>
+            <w:r>
+              <w:t>+0.43</w:t>
+            </w:r>
+          </w:p>
+        </w:tc>
+      </w:tr>
+      <w:tr>
+        <w:tc>
+          <w:tcPr>
+            <w:tcW w:type="dxa" w:w="1728"/>
+          </w:tcPr>
+          <w:p>
+            <w:r>
+              <w:t>TP3-Q2 — Discharge plan</w:t>
+            </w:r>
+          </w:p>
+        </w:tc>
+        <w:tc>
+          <w:tcPr>
+            <w:tcW w:type="dxa" w:w="1728"/>
+          </w:tcPr>
+          <w:p>
+            <w:r>
+              <w:t>2.0</w:t>
+            </w:r>
+          </w:p>
+        </w:tc>
+        <w:tc>
+          <w:tcPr>
+            <w:tcW w:type="dxa" w:w="1728"/>
+          </w:tcPr>
+          <w:p>
+            <w:r>
+              <w:t>1.00 (50%)</w:t>
+            </w:r>
+          </w:p>
+        </w:tc>
+        <w:tc>
+          <w:tcPr>
+            <w:tcW w:type="dxa" w:w="1728"/>
+          </w:tcPr>
+          <w:p>
+            <w:r>
+              <w:t>1.80 (90%)</w:t>
+            </w:r>
+          </w:p>
+        </w:tc>
+        <w:tc>
+          <w:tcPr>
+            <w:tcW w:type="dxa" w:w="1728"/>
+          </w:tcPr>
+          <w:p>
+            <w:r>
+              <w:t>+0.80</w:t>
+            </w:r>
+          </w:p>
+        </w:tc>
+      </w:tr>
+      <w:tr>
+        <w:tc>
+          <w:tcPr>
+            <w:tcW w:type="dxa" w:w="1728"/>
+          </w:tcPr>
+          <w:p>
+            <w:r>
+              <w:rPr>
+                <w:b/>
+              </w:rPr>
+              <w:t>TOTAL</w:t>
+            </w:r>
+          </w:p>
+        </w:tc>
+        <w:tc>
+          <w:tcPr>
+            <w:tcW w:type="dxa" w:w="1728"/>
+          </w:tcPr>
+          <w:p>
+            <w:r>
+              <w:rPr>
+                <w:b/>
+              </w:rPr>
+              <w:t>6.5</w:t>
+            </w:r>
+          </w:p>
+        </w:tc>
+        <w:tc>
+          <w:tcPr>
+            <w:tcW w:type="dxa" w:w="1728"/>
+          </w:tcPr>
+          <w:p>
+            <w:r>
+              <w:rPr>
+                <w:b/>
+              </w:rPr>
+              <w:t>4.05 (62%)</w:t>
+            </w:r>
+          </w:p>
+        </w:tc>
+        <w:tc>
+          <w:tcPr>
+            <w:tcW w:type="dxa" w:w="1728"/>
+          </w:tcPr>
+          <w:p>
+            <w:r>
+              <w:rPr>
+                <w:b/>
+              </w:rPr>
+              <w:t>5.98 (92%)</w:t>
+            </w:r>
+          </w:p>
+        </w:tc>
+        <w:tc>
+          <w:tcPr>
+            <w:tcW w:type="dxa" w:w="1728"/>
+          </w:tcPr>
+          <w:p>
+            <w:r>
+              <w:rPr>
+                <w:b/>
+              </w:rPr>
+              <w:t>+1.93</w:t>
+            </w:r>
+          </w:p>
+        </w:tc>
+      </w:tr>
+    </w:tbl>
+    <w:p>
+      <w:r>
+        <w:rPr>
+          <w:b/>
+        </w:rPr>
+        <w:t xml:space="preserve">~30-point gap between lazy and skilled prompting. </w:t>
+      </w:r>
+      <w:r>
+        <w:t>This is what you want — the assessment is measuring "can you use AI well," not "did you remember to dump the chart in."</w:t>
+      </w:r>
+    </w:p>
+    <w:p>
+      <w:pPr>
+        <w:pStyle w:val="Heading1"/>
+      </w:pPr>
+      <w:r>
+        <w:t>TP1 — Initial presentation (2026-01-12)</w:t>
       </w:r>
     </w:p>
     <w:p>
@@ -299,7 +679,7 @@
     </w:p>
     <w:p>
       <w:r>
-        <w:t>22-year-old uninsured Spanish-speaking immigrant from rural Guatemala. 6 months of progressive symmetric polyarthritis, fatigue, hair thinning, mild weight loss. Exam: symmetric synovitis MCPs/PIPs/wrists/ankles, diffuse scalp thinning, NO rash. Labs: TSH 5.32 (mildly elevated), ANA 1:80 homogeneous (low titer), RF negative. Family hx: maternal aunt with SLE, mother hypothyroid, father deceased (MVA, had treated TB). Empiric HCQ + levothyroxine started. Specific autoantibodies / complements / viral serologies / TPO Ab / UPC sent.</w:t>
+        <w:t>22-year-old uninsured Spanish-speaking immigrant from rural Guatemala. 6 months of progressive symmetric polyarthritis, fatigue, hair thinning, mild weight loss. Exam: symmetric synovitis MCPs/PIPs/wrists/ankles, diffuse scalp thinning, NO rash. Labs: TSH 5.32, ANA 1:80 homogeneous (low titer), RF negative. Family hx: maternal aunt SLE, mother hypothyroid, father deceased (MVA, treated TB). Empiric HCQ + levothyroxine started.</w:t>
       </w:r>
     </w:p>
     <w:p>
@@ -331,7 +711,7 @@
         <w:pStyle w:val="ListBullet"/>
       </w:pPr>
       <w:r>
-        <w:t>Weight SLE as one possibility (not anchored on 1:80 ANA alone)</w:t>
+        <w:t>Weight SLE as one possibility — do NOT anchor on 1:80 ANA alone</w:t>
       </w:r>
     </w:p>
     <w:p>
@@ -339,7 +719,7 @@
         <w:pStyle w:val="ListBullet"/>
       </w:pPr>
       <w:r>
-        <w:t>Undifferentiated CTD / probable early SLE as the best fit for the data she has</w:t>
+        <w:t>UCTD / probable early SLE as best fit for the data</w:t>
       </w:r>
     </w:p>
     <w:p>
@@ -347,7 +727,7 @@
         <w:pStyle w:val="ListBullet"/>
       </w:pPr>
       <w:r>
-        <w:t>Viral arthropathy (parvovirus B19, hep B/C) appropriate for a young woman with new symmetric polyarthritis</w:t>
+        <w:t>Viral arthropathy (parvovirus B19, hep B/C)</w:t>
       </w:r>
     </w:p>
     <w:p>
@@ -355,7 +735,7 @@
         <w:pStyle w:val="ListBullet"/>
       </w:pPr>
       <w:r>
-        <w:t>RA or other seronegative inflammatory arthropathy despite negative RF</w:t>
+        <w:t>RA or seronegative inflammatory arthropathy despite negative RF</w:t>
       </w:r>
     </w:p>
     <w:p>
@@ -363,7 +743,7 @@
         <w:pStyle w:val="ListBullet"/>
       </w:pPr>
       <w:r>
-        <w:t>Hashimoto's thyroiditis explicitly addresses the TSH (not "incidental")</w:t>
+        <w:t>Hashimoto's thyroiditis explicitly addresses TSH (not "incidental")</w:t>
       </w:r>
     </w:p>
     <w:p>
@@ -371,7 +751,7 @@
         <w:pStyle w:val="ListBullet"/>
       </w:pPr>
       <w:r>
-        <w:t>TB / extrapulmonary TB given Guatemala origin + family hx + 2018 indeterminate IGRA (bonus)</w:t>
+        <w:t>TB / extrapulmonary TB given immigration + family hx + 2018 indeterminate IGRA (bonus)</w:t>
       </w:r>
     </w:p>
     <w:p>
@@ -379,7 +759,7 @@
         <w:pStyle w:val="ListBullet"/>
       </w:pPr>
       <w:r>
-        <w:t>Next steps: specific autoantibodies, complements, viral serologies, free T4, TPO Ab, UPC, rheum referral, return precautions, acknowledge HCQ-before-specialist trade-off</w:t>
+        <w:t>Next steps: specific autoantibodies, complements, viral serologies, free T4, TPO Ab, UPC, rheum referral, return precautions</w:t>
       </w:r>
     </w:p>
     <w:p>
@@ -387,7 +767,12 @@
         <w:pStyle w:val="Heading2"/>
       </w:pPr>
       <w:r>
-        <w:t>Lazy-prompt simulation</w:t>
+        <w:t>Lazy prompt (paste the question, dump all context)</w:t>
+      </w:r>
+    </w:p>
+    <w:p>
+      <w:r>
+        <w:t>AI covers SLE/UCTD/RA/viral/Hashimoto's and orders the right serologies. Likely misses: hypothyroid arthropathy as a unifying mechanism, explicit weighting of the low-titer ANA, and infection/TB framing for an immigrant.</w:t>
       </w:r>
     </w:p>
     <w:p>
@@ -395,15 +780,21 @@
         <w:rPr>
           <w:b/>
         </w:rPr>
-        <w:t xml:space="preserve">Approach: </w:t>
+        <w:t xml:space="preserve">Score: </w:t>
       </w:r>
       <w:r>
-        <w:t>paste the question into the chatbot, toggle "include all context," paste the response back. No targeted follow-ups, no curation.</w:t>
+        <w:rPr>
+          <w:b/>
+        </w:rPr>
+        <w:t>~85% (0.85 / 1.0) — TP1 is a poor discriminator. The case is appropriately broad and AI does broad differentials well.</w:t>
       </w:r>
     </w:p>
     <w:p>
+      <w:pPr>
+        <w:pStyle w:val="Heading2"/>
+      </w:pPr>
       <w:r>
-        <w:t>AI output covers SLE, UCTD, RA, viral arthropathy, Hashimoto's; orders the right serologies and refers to rheum. Generally strong. Likely misses: hypothyroid arthropathy as a unifying mechanism, explicit weighting of the low-titer ANA, and infection / TB framing for an immigrant.</w:t>
+        <w:t>Skilled iterative prompts</w:t>
       </w:r>
     </w:p>
     <w:p>
@@ -411,14 +802,80 @@
         <w:rPr>
           <w:b/>
         </w:rPr>
-        <w:t xml:space="preserve">Estimated score: </w:t>
+        <w:t>Prompt chain (paraphrased):</w:t>
+      </w:r>
+    </w:p>
+    <w:p>
+      <w:pPr>
+        <w:pStyle w:val="ListNumber"/>
+      </w:pPr>
+      <w:r>
+        <w:t>"Differential for 22F with 6 mo polyarthritis + fatigue + hair loss + TSH 5.32 + ANA 1:80. Be explicit about how specific each finding is."</w:t>
+      </w:r>
+    </w:p>
+    <w:p>
+      <w:pPr>
+        <w:pStyle w:val="ListNumber"/>
+      </w:pPr>
+      <w:r>
+        <w:t>"How specific is a 1:80 homogeneous ANA in a young woman? What's the LR+ for SLE at that titer?"</w:t>
+      </w:r>
+    </w:p>
+    <w:p>
+      <w:pPr>
+        <w:pStyle w:val="ListNumber"/>
+      </w:pPr>
+      <w:r>
+        <w:t>"Could her thyroid finding alone explain the whole picture? Walk me through hypothyroid arthropathy + telogen effluvium as a unifying mechanism."</w:t>
+      </w:r>
+    </w:p>
+    <w:p>
+      <w:pPr>
+        <w:pStyle w:val="ListNumber"/>
+      </w:pPr>
+      <w:r>
+        <w:t>"Guatemalan immigrant, last clinician visit 2019, father had TB, IGRA indeterminate 2018. What infectious considerations belong on this differential?"</w:t>
+      </w:r>
+    </w:p>
+    <w:p>
+      <w:pPr>
+        <w:pStyle w:val="ListNumber"/>
+      </w:pPr>
+      <w:r>
+        <w:t>"Empiric HCQ already started. Trade-offs vs holding until specialist eval?"</w:t>
+      </w:r>
+    </w:p>
+    <w:p>
+      <w:pPr>
+        <w:pStyle w:val="ListNumber"/>
+      </w:pPr>
+      <w:r>
+        <w:t>"Next-step workup ordered by yield. What today vs at rheum?"</w:t>
+      </w:r>
+    </w:p>
+    <w:p>
+      <w:r>
+        <w:rPr>
+          <w:b/>
+        </w:rPr>
+        <w:t xml:space="preserve">Synthesized answer: </w:t>
+      </w:r>
+      <w:r>
+        <w:t>UCTD / probable early SLE (1:80 ANA non-specific), Hashimoto's with hypothyroid arthropathy + telogen effluvium as single-mechanism explanation, viral arthropathy, seronegative inflammatory arthropathy, extrapulmonary TB / occult infection given immigration + family hx, low-pretest heavy-metal screen. Today: specific autoantibodies, complements, viral serologies, free T4, TPO Ab, UPC, repeat IGRA. HCQ trade-off acknowledged. Return precautions in Spanish.</w:t>
+      </w:r>
+    </w:p>
+    <w:p>
+      <w:r>
+        <w:rPr>
+          <w:b/>
+        </w:rPr>
+        <w:t xml:space="preserve">Score: </w:t>
       </w:r>
       <w:r>
         <w:rPr>
           <w:b/>
-          <w:color w:val="154360"/>
         </w:rPr>
-        <w:t>~85% (0.85 / 1.0) — TP1 is a poor discriminator. The case is appropriately broad and AI does broad differentials well.</w:t>
+        <w:t>~95% (0.95 / 1.0). All essentials + hypothyroid-arthropathy bonus + TB bonus + environmental bonus + HCQ trade-off bonus.</w:t>
       </w:r>
     </w:p>
     <w:p>
@@ -426,7 +883,7 @@
         <w:pStyle w:val="Heading1"/>
       </w:pPr>
       <w:r>
-        <w:t>Timepoint 2 — Severe re-presentation (2027-03-15)</w:t>
+        <w:t>TP2 — Severe re-presentation (2027-03-15)</w:t>
       </w:r>
     </w:p>
     <w:p>
@@ -439,7 +896,7 @@
     </w:p>
     <w:p>
       <w:r>
-        <w:t>Maria, now 23, is admitted from clinic in extremis. Chief complaint: "No me puedo mover, no me puedo comer." 14 mo of intercurrent visits visible: SLE confirmed 4/2026, MMF started, HCQ lapsed Aug–Sep 2026 (PAP denial), Feb 2027 ED admission with proximal weakness + dysphagia + CK 1840 → discharged AMA on HD4 before workup completed. Outpatient EMG/biopsy missed twice. MMF supply ran out 3/9. Today: weight 35.4 kg (BMI 15.7, 30.3% loss from baseline), anasarca, hypothermic, tachycardic, hypotensive. Exam: cachectic AND anasarcic, temporal wasting, scaling pinkish-brown "flaky-paint" dermatosis, brittle hair with bands of lighter color along shafts, Beau's lines, oral ulcers, hip flexion 2/5, neck flexion 2/5 with head lag, nasal weak voice. Labs: Hgb 7.8, WBC 2.30, Plt 122. Albumin 1.6, prealbumin 6. K 3.0, Mg 1.4, Phos 1.8 — all low before any caloric intake. CK 2360, AST &gt; ALT. dsDNA 48, C3 58, C4 5, anti-Sm newly positive. Zinc 32, vit D 12. CT: severe muscle wasting, no malignancy, no anatomic dysphagia cause.</w:t>
+        <w:t>Admitted from clinic in extremis. 14 mo of intercurrent visits visible: SLE confirmed 4/2026, MMF started, HCQ lapsed Aug–Sep 2026, Feb 2027 ED admission with proximal weakness + dysphagia + CK 1840 → AMA on HD4 before workup. Outpatient EMG/biopsy missed twice. MMF supply out 3/9. Today: weight 35.4 kg (BMI 15.7, 30.3% loss), anasarca, hypothermic, tachycardic, hypotensive. Cachectic + anasarcic, scaling "flaky-paint" dermatosis, brittle banded hair, Beau's lines, oral ulcers, hip flexion 2/5, head lag. Labs: Hgb 7.8, WBC 2.30, Plt 122, albumin 1.6, prealbumin 6, K 3.0, Mg 1.4, Phos 1.8, CK 2360, dsDNA 48, C3 58, C4 5, anti-Sm newly positive, zinc 32, vit D 12. CT: severe muscle wasting, no malignancy, no anatomic dysphagia cause.</w:t>
       </w:r>
     </w:p>
     <w:p>
@@ -471,7 +928,7 @@
         <w:pStyle w:val="ListBullet"/>
       </w:pPr>
       <w:r>
-        <w:t>Unify: active SLE flare WITH inflammatory myositis (CK, proximal symmetric weakness, bulbar involvement)</w:t>
+        <w:t>Unify: active SLE flare WITH inflammatory myositis driving the dysphagia</w:t>
       </w:r>
     </w:p>
     <w:p>
@@ -479,7 +936,7 @@
         <w:pStyle w:val="ListBullet"/>
       </w:pPr>
       <w:r>
-        <w:t>Recognize myositis is driving the oropharyngeal dysphagia → which drove the starvation</w:t>
+        <w:t>Severe protein-calorie malnutrition / kwashiorkor as a CO-DEFINING diagnosis</w:t>
       </w:r>
     </w:p>
     <w:p>
@@ -487,7 +944,7 @@
         <w:pStyle w:val="ListBullet"/>
       </w:pPr>
       <w:r>
-        <w:t>Severe protein-calorie malnutrition / kwashiorkor as a CO-DEFINING diagnosis (not just a complication)</w:t>
+        <w:t>NPO + aspiration precautions + MBSS before any PO intake</w:t>
       </w:r>
     </w:p>
     <w:p>
@@ -495,7 +952,7 @@
         <w:pStyle w:val="ListBullet"/>
       </w:pPr>
       <w:r>
-        <w:t>NPO + aspiration precautions + HOB up + suction + formal MBSS before any PO intake</w:t>
+        <w:t>Pre-immunosuppression infection screen BEFORE any steroid escalation</w:t>
       </w:r>
     </w:p>
     <w:p>
@@ -503,7 +960,7 @@
         <w:pStyle w:val="ListBullet"/>
       </w:pPr>
       <w:r>
-        <w:t>Pre-immunosuppression infection screen (TB-IGRA, HBV/HCV/HIV, CMV/EBV, strongyloides, cultures) BEFORE any steroid escalation</w:t>
+        <w:t>Hold further immunosuppression escalation until biopsy direction AND infection screen return</w:t>
       </w:r>
     </w:p>
     <w:p>
@@ -511,7 +968,7 @@
         <w:pStyle w:val="ListBullet"/>
       </w:pPr>
       <w:r>
-        <w:t>Hold further immunosuppression escalation until biopsy direction AND infection screen return; continue HCQ + current prednisone</w:t>
+        <w:t>Refeeding precautions: thiamine BEFORE glucose, 10–20 kcal/kg/d initiation, q6h phos/Mg/K</w:t>
       </w:r>
     </w:p>
     <w:p>
@@ -519,7 +976,7 @@
         <w:pStyle w:val="ListBullet"/>
       </w:pPr>
       <w:r>
-        <w:t>Nutrition consult with explicit refeeding precautions: thiamine 200 mg IV BEFORE any glucose-containing fluid or feed; slow caloric initiation 10–20 kcal/kg/d with daily ramp; q6h phos/Mg/K for first 72h then daily</w:t>
+        <w:t>Muscle workup: CK/aldolase, EMG, biopsy (vastus lateralis), MSA panel</w:t>
       </w:r>
     </w:p>
     <w:p>
@@ -527,15 +984,7 @@
         <w:pStyle w:val="ListBullet"/>
       </w:pPr>
       <w:r>
-        <w:t>Muscle workup: trend CK/aldolase, EMG, muscle biopsy (vastus lateralis), MSA panel</w:t>
-      </w:r>
-    </w:p>
-    <w:p>
-      <w:pPr>
-        <w:pStyle w:val="ListBullet"/>
-      </w:pPr>
-      <w:r>
-        <w:t>Skin biopsy of active "flaky-paint" abdominal lesion</w:t>
+        <w:t>Skin biopsy of active abdominal "flaky-paint" lesion</w:t>
       </w:r>
     </w:p>
     <w:p>
@@ -548,10 +997,29 @@
     </w:p>
     <w:p>
       <w:pPr>
-        <w:pStyle w:val="ListBullet"/>
+        <w:pStyle w:val="Heading2"/>
       </w:pPr>
       <w:r>
-        <w:t>DVT prophylaxis mechanical only (Plt 122), echo, document missed-care timeline as contributor</w:t>
+        <w:t>Lazy prompt (paste the question, dump all context)</w:t>
+      </w:r>
+    </w:p>
+    <w:p>
+      <w:r>
+        <w:t>AI names SLE+myositis, orders MBSS/consults/infection screen/electrolyte repletion, holds MMF. MISSES kwashiorkor as a defining diagnosis; specific refeeding precautions; explicit hold-until-biopsy+infection-screen logic; the causal chain; missed-opportunity timeline.</w:t>
+      </w:r>
+    </w:p>
+    <w:p>
+      <w:r>
+        <w:rPr>
+          <w:b/>
+        </w:rPr>
+        <w:t xml:space="preserve">Score: </w:t>
+      </w:r>
+      <w:r>
+        <w:rPr>
+          <w:b/>
+        </w:rPr>
+        <w:t>~60% (1.20 / 2.0) — the discriminating timepoint.</w:t>
       </w:r>
     </w:p>
     <w:p>
@@ -559,7 +1027,7 @@
         <w:pStyle w:val="Heading2"/>
       </w:pPr>
       <w:r>
-        <w:t>Lazy-prompt simulation</w:t>
+        <w:t>Skilled iterative prompts</w:t>
       </w:r>
     </w:p>
     <w:p>
@@ -567,15 +1035,63 @@
         <w:rPr>
           <w:b/>
         </w:rPr>
-        <w:t xml:space="preserve">Approach: </w:t>
-      </w:r>
-      <w:r>
-        <w:t>paste the question into the chatbot, toggle "include all context," paste the response back. No targeted follow-ups, no curation.</w:t>
+        <w:t>Prompt chain (paraphrased):</w:t>
       </w:r>
     </w:p>
     <w:p>
+      <w:pPr>
+        <w:pStyle w:val="ListNumber"/>
+      </w:pPr>
       <w:r>
-        <w:t>AI output names SLE + myositis, orders MBSS / consults / infection screen / electrolyte repletion, holds MMF. MISSES: kwashiorkor as a defining diagnosis (just calls it "malnutrition"); specific refeeding precautions (no thiamine-before-glucose, no monitoring schedule); explicit "hold immunosuppression until biopsy AND infection screen"; the SLE→myositis→dysphagia→starvation→kwashiorkor chain; the missed-opportunity timeline.</w:t>
+        <w:t>Broad opener: "Build a differential for Maria's current presentation."</w:t>
+      </w:r>
+    </w:p>
+    <w:p>
+      <w:pPr>
+        <w:pStyle w:val="ListNumber"/>
+      </w:pPr>
+      <w:r>
+        <w:t>Force synthesis: "Albumin 1.6, prealbumin 6, anasarca, flaky-paint dermatosis, banded hair, Beau's lines, low zinc/copper/vit D, low BUN — what pattern is this and what's the textbook term?"</w:t>
+      </w:r>
+    </w:p>
+    <w:p>
+      <w:pPr>
+        <w:pStyle w:val="ListNumber"/>
+      </w:pPr>
+      <w:r>
+        <w:t>Causal chain: "Profound dysphagia + proximal weakness + rising CK — mechanism? Connect to SLE and forward to her nutritional state."</w:t>
+      </w:r>
+    </w:p>
+    <w:p>
+      <w:pPr>
+        <w:pStyle w:val="ListNumber"/>
+      </w:pPr>
+      <w:r>
+        <w:t>Force specifics: "Order set for first 24h that's explicit about refeeding-syndrome safety — thiamine timing, kcal/kg/d, monitoring frequency, repletion thresholds before each advance."</w:t>
+      </w:r>
+    </w:p>
+    <w:p>
+      <w:pPr>
+        <w:pStyle w:val="ListNumber"/>
+      </w:pPr>
+      <w:r>
+        <w:t>Force hold logic: "Why should I NOT pulse steroids today? Conditions before escalation?"</w:t>
+      </w:r>
+    </w:p>
+    <w:p>
+      <w:pPr>
+        <w:pStyle w:val="ListNumber"/>
+      </w:pPr>
+      <w:r>
+        <w:t>Missed opportunity: "What happened in Feb 2027 and the gaps before? How does that affect today's plan and the discharge I'll need?"</w:t>
+      </w:r>
+    </w:p>
+    <w:p>
+      <w:pPr>
+        <w:pStyle w:val="ListNumber"/>
+      </w:pPr>
+      <w:r>
+        <w:t>Sex-specific: "Anything I should worry about because she's a young woman of reproductive age?"</w:t>
       </w:r>
     </w:p>
     <w:p>
@@ -583,14 +1099,24 @@
         <w:rPr>
           <w:b/>
         </w:rPr>
-        <w:t xml:space="preserve">Estimated score: </w:t>
+        <w:t xml:space="preserve">Synthesized answer: </w:t>
+      </w:r>
+      <w:r>
+        <w:t>Active SLE flare + new inflammatory myositis → bulbar dysphagia → starvation → kwashiorkor as co-defining diagnosis. Concrete order set: NPO + aspiration precautions, thiamine 200 mg IV before any glucose, 0.9% NaCl 50 mL/hr no dextrose, K/Mg/Phos/iCa repletion to specific thresholds, MBSS today, pre-immunosuppression infection screen, EMG + muscle biopsy + skin biopsy + MSA panel, hold pulse steroids until infection screen + biopsy + 72h stable refeeding electrolytes, NG feeds start 10 kcal/kg/d daily +5 ramp, micronutrient repletion, mechanical DVT only (Plt 122), pregnancy test on admission.</w:t>
+      </w:r>
+    </w:p>
+    <w:p>
+      <w:r>
+        <w:rPr>
+          <w:b/>
+        </w:rPr>
+        <w:t xml:space="preserve">Score: </w:t>
       </w:r>
       <w:r>
         <w:rPr>
           <w:b/>
-          <w:color w:val="B91C1C"/>
         </w:rPr>
-        <w:t>~60% (1.20 / 2.0) — the discriminating timepoint. A skilled resident asks targeted prompts ("what unifies anasarca + flaky-paint dermatosis + albumin 1.6?", "give me a specific refeeding ramp") and pulls these out of the AI. A lazy resident does not.</w:t>
+        <w:t>~90% (1.80 / 2.0). All essentials + explicit chain + specific kcal/kg ramp + thiamine-before-glucose + missed-opportunity timeline + sex-specific pregnancy test.</w:t>
       </w:r>
     </w:p>
     <w:p>
@@ -598,7 +1124,7 @@
         <w:pStyle w:val="Heading1"/>
       </w:pPr>
       <w:r>
-        <w:t>Timepoint 3 — Synthesis and management (2027-03-25, HD11)</w:t>
+        <w:t>TP3-Q1 — Unifying diagnosis (HD11)</w:t>
       </w:r>
     </w:p>
     <w:p>
@@ -611,7 +1137,7 @@
     </w:p>
     <w:p>
       <w:r>
-        <w:t>The inpatient workup is back. Maria is being discharged today and the resident is the team intern responsible for committing to a unifying diagnosis AND writing the discharge plan. Muscle biopsy: CD8+ T-cell endomysial infiltrate (PM-pattern) + perifascicular atrophy + diffuse MHC-I + C5b-9 perifascicular (DM-pattern). MSA panel ALL negative. Skin biopsy: interface dermatitis with epidermal cytoplasmic vacuolation, weakly positive lupus band, ABSENT dermal mucin (non-specific). EMG confirmed active myopathic process. Echo: trace pericardial effusion, normal LV. Infection screen: clean. Course: HD8–10 pulse methylpred 1g x 3 after clean screen; NG feeds advanced with refeeding electrolyte repletion; HD10 repeat MBSS showed improvement; today walking 5–6 steps with walker, hip flexion 4-/5. Albumin 1.9, prealbumin 13, CK 1240, dsDNA 28, UPC 0.32. Social: emergency Medicaid active for admission; permanent Medicaid pending; family Spanish-speaking, lives 3rd-floor walkup.</w:t>
+        <w:t>Inpatient workup back. Muscle biopsy: CD8+ endomysial infiltrate (PM-pattern) + perifascicular atrophy + MHC-I + C5b-9 (DM-pattern). MSA panel ALL negative. Skin biopsy: interface dermatitis + epidermal cytoplasmic vacuolation + weakly positive lupus band + ABSENT dermal mucin. EMG: active myopathic process. Echo: trace pericardial. Infection screen clean. HD8–10 pulse methylpred 1g x 3. HD10 MBSS improved. Today: walking 5–6 steps with walker, hip flexion 4–/5. Albumin 1.9, CK 1240, dsDNA 28.</w:t>
       </w:r>
     </w:p>
     <w:p>
@@ -627,7 +1153,7 @@
         <w:rPr>
           <w:i/>
         </w:rPr>
-        <w:t>Q1: "Commit to a unifying diagnosis (or dyad/triad) for Maria. Lay out your reasoning."  •  Q2: "Write Maria's discharge management plan. Address immunosuppression, nutrition, and the outpatient transition."</w:t>
+        <w:t>"Commit to a unifying diagnosis (or dyad/triad) for Maria. Lay out your reasoning."</w:t>
       </w:r>
     </w:p>
     <w:p>
@@ -643,7 +1169,7 @@
         <w:pStyle w:val="ListBullet"/>
       </w:pPr>
       <w:r>
-        <w:t>Q1 — Triad: (1) Active SLE (multi-system criteria met); (2) SLE-associated inflammatory myositis with PM/DM overlap features (biopsy mixed pattern + MSA negative supports SLE-associated over primary DM); (3) Severe protein-calorie malnutrition / kwashiorkor from bulbar-myositis-driven oropharyngeal dysphagia</w:t>
+        <w:t>TRIAD: Active SLE + SLE-associated inflammatory myositis (PM/DM overlap, MSA neg) + severe protein-calorie malnutrition / kwashiorkor</w:t>
       </w:r>
     </w:p>
     <w:p>
@@ -651,7 +1177,7 @@
         <w:pStyle w:val="ListBullet"/>
       </w:pPr>
       <w:r>
-        <w:t>Q1 — EXPLICIT causal chain: SLE → myositis → pharyngeal involvement → dysphagia → reduced oral intake → starvation → kwashiorkor</w:t>
+        <w:t>EXPLICIT causal chain: SLE → myositis → pharyngeal involvement → dysphagia → starvation → kwashiorkor</w:t>
       </w:r>
     </w:p>
     <w:p>
@@ -659,7 +1185,7 @@
         <w:pStyle w:val="ListBullet"/>
       </w:pPr>
       <w:r>
-        <w:t>Q1 — Skin findings are MIXED (kwashiorkor dermatosis layered on SLE cutaneous disease)</w:t>
+        <w:t>Skin findings MIXED — kwashiorkor dermatosis layered on SLE cutaneous disease</w:t>
       </w:r>
     </w:p>
     <w:p>
@@ -667,7 +1193,7 @@
         <w:pStyle w:val="ListBullet"/>
       </w:pPr>
       <w:r>
-        <w:t>Q1 — Social-determinant amplifiers (insurance lapses, AMA, missed EMG x2, MMF gaps); prognosis driven as much by nutritional recovery as by SLE control</w:t>
+        <w:t>Social-determinant amplifiers (insurance lapses, AMA, missed EMG x2, MMF gaps) as accelerators</w:t>
       </w:r>
     </w:p>
     <w:p>
@@ -675,7 +1201,160 @@
         <w:pStyle w:val="ListBullet"/>
       </w:pPr>
       <w:r>
-        <w:t>Q2 — Prednisone 1 mg/kg/d with stated taper schedule; MMF 1.5g BID; HCQ continued with annual ophtho; PCP prophylaxis (TMP/SMX)</w:t>
+        <w:t>Prognosis driven as much by nutritional recovery as by SLE control</w:t>
+      </w:r>
+    </w:p>
+    <w:p>
+      <w:pPr>
+        <w:pStyle w:val="Heading2"/>
+      </w:pPr>
+      <w:r>
+        <w:t>Lazy prompt (paste the question, dump all context)</w:t>
+      </w:r>
+    </w:p>
+    <w:p>
+      <w:r>
+        <w:t>AI hits SLE, myositis, dysphagia-from-myositis. Misses kwashiorkor as CO-defining and the explicit chain. Attributes rash purely to SLE. No social-determinant amplifier framing.</w:t>
+      </w:r>
+    </w:p>
+    <w:p>
+      <w:r>
+        <w:rPr>
+          <w:b/>
+        </w:rPr>
+        <w:t xml:space="preserve">Score: </w:t>
+      </w:r>
+      <w:r>
+        <w:rPr>
+          <w:b/>
+        </w:rPr>
+        <w:t>~67% (1.00 / 1.5).</w:t>
+      </w:r>
+    </w:p>
+    <w:p>
+      <w:pPr>
+        <w:pStyle w:val="Heading2"/>
+      </w:pPr>
+      <w:r>
+        <w:t>Skilled iterative prompts</w:t>
+      </w:r>
+    </w:p>
+    <w:p>
+      <w:r>
+        <w:rPr>
+          <w:b/>
+        </w:rPr>
+        <w:t>Prompt chain (paraphrased):</w:t>
+      </w:r>
+    </w:p>
+    <w:p>
+      <w:pPr>
+        <w:pStyle w:val="ListNumber"/>
+      </w:pPr>
+      <w:r>
+        <w:t>"Summarize what muscle bx, MSA, skin bx, EMG show. Where do they agree and where do they leave ambiguity?"</w:t>
+      </w:r>
+    </w:p>
+    <w:p>
+      <w:pPr>
+        <w:pStyle w:val="ListNumber"/>
+      </w:pPr>
+      <w:r>
+        <w:t>"Commit to a unifying diagnosis as dyad/triad. Explicitly: SLE alone with downstream nutritional complication, or kwashiorkor as CO-defining?"</w:t>
+      </w:r>
+    </w:p>
+    <w:p>
+      <w:pPr>
+        <w:pStyle w:val="ListNumber"/>
+      </w:pPr>
+      <w:r>
+        <w:t>"Is the dermatosis pure SLE/DM, pure kwashiorkor, or mixed? Cite biopsy features."</w:t>
+      </w:r>
+    </w:p>
+    <w:p>
+      <w:pPr>
+        <w:pStyle w:val="ListNumber"/>
+      </w:pPr>
+      <w:r>
+        <w:t>"Causal chain explicitly. Which links broke earliest (Dec 2026, Feb 2027 AMA, MMF gap)?"</w:t>
+      </w:r>
+    </w:p>
+    <w:p>
+      <w:pPr>
+        <w:pStyle w:val="ListNumber"/>
+      </w:pPr>
+      <w:r>
+        <w:t>"Prognosis driver — SLE control, nutritional recovery, or both?"</w:t>
+      </w:r>
+    </w:p>
+    <w:p>
+      <w:r>
+        <w:rPr>
+          <w:b/>
+        </w:rPr>
+        <w:t xml:space="preserve">Synthesized answer: </w:t>
+      </w:r>
+      <w:r>
+        <w:t>Triad with explicit causal chain. SLE meeting multiple ACR/EULAR domains. SLE-associated inflammatory myositis with PM/DM overlap (biopsy mixed pattern + MSA neg argues for SLE-associated over primary DM). Kwashiorkor from bulbar-myositis-driven dysphagia → starvation (textbook phenotype: albumin 1.6, prealbumin 6, anasarca, flaky-paint dermatosis, banded hair, Beau's lines, micronutrient deficits). Skin MIXED (lupus band weakly positive + absent dermal mucin + epidermal vacuolation consistent with nutritional dermatosis layered on SLE). Missed-opportunity timeline + social-determinant amplifiers. Prognosis driven as much by nutritional recovery + sustained access as by SLE control.</w:t>
+      </w:r>
+    </w:p>
+    <w:p>
+      <w:r>
+        <w:rPr>
+          <w:b/>
+        </w:rPr>
+        <w:t xml:space="preserve">Score: </w:t>
+      </w:r>
+      <w:r>
+        <w:rPr>
+          <w:b/>
+        </w:rPr>
+        <w:t>~95% (1.43 / 1.5). All essentials + all bonuses except thyroid-involvement framing.</w:t>
+      </w:r>
+    </w:p>
+    <w:p>
+      <w:pPr>
+        <w:pStyle w:val="Heading1"/>
+      </w:pPr>
+      <w:r>
+        <w:t>TP3-Q2 — Discharge plan</w:t>
+      </w:r>
+    </w:p>
+    <w:p>
+      <w:pPr>
+        <w:pStyle w:val="Heading2"/>
+      </w:pPr>
+      <w:r>
+        <w:t>Clinical picture</w:t>
+      </w:r>
+    </w:p>
+    <w:p>
+      <w:r>
+        <w:t>Discharging today. Spanish-speaking primarily, just got Medicaid 3 weeks ago after 3 years uninsured, lives 3rd-floor walkup with no elevator, mother is primary caregiver.</w:t>
+      </w:r>
+    </w:p>
+    <w:p>
+      <w:pPr>
+        <w:pStyle w:val="Heading2"/>
+      </w:pPr>
+      <w:r>
+        <w:t>Question</w:t>
+      </w:r>
+    </w:p>
+    <w:p>
+      <w:r>
+        <w:rPr>
+          <w:i/>
+        </w:rPr>
+        <w:t>"Write Maria's discharge management plan. Address immunosuppression, nutrition, and the outpatient transition."</w:t>
+      </w:r>
+    </w:p>
+    <w:p>
+      <w:pPr>
+        <w:pStyle w:val="Heading2"/>
+      </w:pPr>
+      <w:r>
+        <w:t>What a rubric-passing answer looks like</w:t>
       </w:r>
     </w:p>
     <w:p>
@@ -683,7 +1362,7 @@
         <w:pStyle w:val="ListBullet"/>
       </w:pPr>
       <w:r>
-        <w:t>Q2 — Continue NG feeds or transition to PEG if dysphagia doesn't recover; modified-consistency oral diet tied to swallow study finding; refeeding electrolyte monitoring schedule; thiamine continued; micronutrient repletion (zinc, selenium, vit D, B-complex)</w:t>
+        <w:t>Specific prednisone dose + taper schedule (1 mg/kg/d with stated taper)</w:t>
       </w:r>
     </w:p>
     <w:p>
@@ -691,7 +1370,7 @@
         <w:pStyle w:val="ListBullet"/>
       </w:pPr>
       <w:r>
-        <w:t>Q2 — CONTRACEPTION COUNSELING (MMF teratogenic, reproductive-age woman) — required to pass</w:t>
+        <w:t>MMF as steroid-sparing; HCQ continued + annual ophtho; PCP prophylaxis (TMP/SMX); bone health (Ca/vit D ± bisphosphonate)</w:t>
       </w:r>
     </w:p>
     <w:p>
@@ -699,7 +1378,55 @@
         <w:pStyle w:val="ListBullet"/>
       </w:pPr>
       <w:r>
-        <w:t>Q2 — Concrete medication-access plan (PAPs, financial-aid bridge, Medicaid appeal); LANGUAGE-CONCORDANT follow-up (Spanish-speaking PCP/rheum/dietitian); specific follow-up schedule with intervals; bone health (Ca/vit D ± bisphosphonate); mental-health continuation; return precautions in Spanish tied to symptoms; warm handoff to community resources</w:t>
+        <w:t>NG feeds / modified-consistency diet tied to swallow study; specific kcal ramp; micronutrient repletion; refeeding monitoring schedule</w:t>
+      </w:r>
+    </w:p>
+    <w:p>
+      <w:pPr>
+        <w:pStyle w:val="ListBullet"/>
+      </w:pPr>
+      <w:r>
+        <w:t>CONTRACEPTION COUNSELING — MMF teratogenic in reproductive-age woman (required to pass)</w:t>
+      </w:r>
+    </w:p>
+    <w:p>
+      <w:pPr>
+        <w:pStyle w:val="ListBullet"/>
+      </w:pPr>
+      <w:r>
+        <w:t>Specific outpatient follow-up: PCP, rheum, dietitian, SLP with intervals</w:t>
+      </w:r>
+    </w:p>
+    <w:p>
+      <w:pPr>
+        <w:pStyle w:val="ListBullet"/>
+      </w:pPr>
+      <w:r>
+        <w:t>CONCRETE MEDICATION-ACCESS PLAN addressing insurance crisis (PAPs, financial-aid, Medicaid appeal)</w:t>
+      </w:r>
+    </w:p>
+    <w:p>
+      <w:pPr>
+        <w:pStyle w:val="ListBullet"/>
+      </w:pPr>
+      <w:r>
+        <w:t>LANGUAGE-CONCORDANT follow-up explicit at every level</w:t>
+      </w:r>
+    </w:p>
+    <w:p>
+      <w:pPr>
+        <w:pStyle w:val="ListBullet"/>
+      </w:pPr>
+      <w:r>
+        <w:t>Return precautions in Spanish tied to her specific risks</w:t>
+      </w:r>
+    </w:p>
+    <w:p>
+      <w:pPr>
+        <w:pStyle w:val="ListBullet"/>
+      </w:pPr>
+      <w:r>
+        <w:t>Mental health continuation; warm handoffs to community resources</w:t>
       </w:r>
     </w:p>
     <w:p>
@@ -707,7 +1434,12 @@
         <w:pStyle w:val="Heading2"/>
       </w:pPr>
       <w:r>
-        <w:t>Lazy-prompt simulation</w:t>
+        <w:t>Lazy prompt (paste the question, dump all context)</w:t>
+      </w:r>
+    </w:p>
+    <w:p>
+      <w:r>
+        <w:t>AI lists steroid+MMF+HCQ+prophylaxis, NG plan, named follow-ups. MISSES specific taper schedule, refeeding monitoring schedule, calorie ramp, medication-access plan, language-concordant follow-up, contraception counseling for MMF, bone health beyond Ca, Spanish materials, mental health continuation.</w:t>
       </w:r>
     </w:p>
     <w:p>
@@ -715,15 +1447,21 @@
         <w:rPr>
           <w:b/>
         </w:rPr>
-        <w:t xml:space="preserve">Approach: </w:t>
+        <w:t xml:space="preserve">Score: </w:t>
       </w:r>
       <w:r>
-        <w:t>paste the question into the chatbot, toggle "include all context," paste the response back. No targeted follow-ups, no curation.</w:t>
+        <w:rPr>
+          <w:b/>
+        </w:rPr>
+        <w:t>~50% (1.00 / 2.0).</w:t>
       </w:r>
     </w:p>
     <w:p>
+      <w:pPr>
+        <w:pStyle w:val="Heading2"/>
+      </w:pPr>
       <w:r>
-        <w:t>Q1 AI output: hits SLE, myositis, dysphagia-from-myositis. Misses kwashiorkor as a CO-defining diagnosis and the explicit causal chain ending in starvation. Attributes the rash purely to SLE. No social-determinant amplifier framing.  •  Q2 AI output: lists steroid+MMF+HCQ+prophylaxis, NG plan, named follow-ups. MISSES: explicit taper schedule, refeeding monitoring schedule, calorie ramp, medication-access plan, language-concordant follow-up, contraception counseling for MMF, bone health, mental-health continuation, Spanish patient materials.</w:t>
+        <w:t>Skilled iterative prompts</w:t>
       </w:r>
     </w:p>
     <w:p>
@@ -731,14 +1469,88 @@
         <w:rPr>
           <w:b/>
         </w:rPr>
-        <w:t xml:space="preserve">Estimated score: </w:t>
+        <w:t>Prompt chain (paraphrased):</w:t>
+      </w:r>
+    </w:p>
+    <w:p>
+      <w:pPr>
+        <w:pStyle w:val="ListNumber"/>
+      </w:pPr>
+      <w:r>
+        <w:t>"Draft discharge plan covering immunosuppression with specific doses + taper, refeeding monitoring, dysphagia plan, outpatient transition."</w:t>
+      </w:r>
+    </w:p>
+    <w:p>
+      <w:pPr>
+        <w:pStyle w:val="ListNumber"/>
+      </w:pPr>
+      <w:r>
+        <w:t>"She's 23F. Sex-specific safety items?"</w:t>
+      </w:r>
+    </w:p>
+    <w:p>
+      <w:pPr>
+        <w:pStyle w:val="ListNumber"/>
+      </w:pPr>
+      <w:r>
+        <w:t>"Chronic + pulse steroid safety items?"</w:t>
+      </w:r>
+    </w:p>
+    <w:p>
+      <w:pPr>
+        <w:pStyle w:val="ListNumber"/>
+      </w:pPr>
+      <w:r>
+        <w:t>"Spanish-speaking, new Medicaid after 3 years uninsured, 3rd-floor walkup. What does my plan need that a generic plan doesn't?"</w:t>
+      </w:r>
+    </w:p>
+    <w:p>
+      <w:pPr>
+        <w:pStyle w:val="ListNumber"/>
+      </w:pPr>
+      <w:r>
+        <w:t>"Specific medication-access risks next 4 weeks — bridge them."</w:t>
+      </w:r>
+    </w:p>
+    <w:p>
+      <w:pPr>
+        <w:pStyle w:val="ListNumber"/>
+      </w:pPr>
+      <w:r>
+        <w:t>"Continuation for moderate depression?"</w:t>
+      </w:r>
+    </w:p>
+    <w:p>
+      <w:pPr>
+        <w:pStyle w:val="ListNumber"/>
+      </w:pPr>
+      <w:r>
+        <w:t>"Spanish return precautions tied to her actual risks?"</w:t>
+      </w:r>
+    </w:p>
+    <w:p>
+      <w:r>
+        <w:rPr>
+          <w:b/>
+        </w:rPr>
+        <w:t xml:space="preserve">Synthesized answer: </w:t>
+      </w:r>
+      <w:r>
+        <w:t>Prednisone 1 mg/kg/d with explicit taper schedule. MMF advance to 1.5 g BID. HCQ + annual ophtho. TMP/SMX MWF. Vit D + calcium + DEXA at 3 mo. Contraception counseling with specific LARC options (Mirena/Nexplanon, both lupus-compatible). NG feeds continued; kcal target 25–30 kcal/kg/d; PEG conversion at 4 wk if no swallow recovery; micronutrients itemized; refeeding monitoring schedule. Outpatient SLP weekly × 4 + repeat MBSS at 4 wk. Language-concordant follow-up explicitly named (Spanish-speaking PCP/rheum/dietitian/therapy). Medication-access bridge with PAP + 340B + Lupus Foundation grant. PHQ-9 at every visit with escalation criteria. Spanish return precautions tied to specific risks. Warm handoffs to food bank, FQHC produce-Rx, Lupus Foundation navigator.</w:t>
+      </w:r>
+    </w:p>
+    <w:p>
+      <w:r>
+        <w:rPr>
+          <w:b/>
+        </w:rPr>
+        <w:t xml:space="preserve">Score: </w:t>
       </w:r>
       <w:r>
         <w:rPr>
           <w:b/>
-          <w:color w:val="B91C1C"/>
         </w:rPr>
-        <w:t>Q1 ~67% (1.00 / 1.5)  •  Q2 ~50% (1.00 / 2.0) — Q2 is the second discriminator. Social determinants and sex-specific safety are exactly where lazy prompting fails.</w:t>
+        <w:t>~90% (1.80 / 2.0). All essentials + nearly all bonuses.</w:t>
       </w:r>
     </w:p>
     <w:p>
@@ -746,7 +1558,7 @@
         <w:pStyle w:val="Heading1"/>
       </w:pPr>
       <w:r>
-        <w:t>Total weak-prompt score</w:t>
+        <w:t>Where the discriminating skill lives</w:t>
       </w:r>
     </w:p>
     <w:tbl>
@@ -756,61 +1568,30 @@
         <w:tblLook w:firstColumn="1" w:firstRow="1" w:lastColumn="0" w:lastRow="0" w:noHBand="0" w:noVBand="1" w:val="04A0"/>
       </w:tblPr>
       <w:tblGrid>
-        <w:gridCol w:w="2160"/>
-        <w:gridCol w:w="2160"/>
-        <w:gridCol w:w="2160"/>
-        <w:gridCol w:w="2160"/>
+        <w:gridCol w:w="4320"/>
+        <w:gridCol w:w="4320"/>
       </w:tblGrid>
       <w:tr>
         <w:tc>
           <w:tcPr>
-            <w:tcW w:type="dxa" w:w="2160"/>
+            <w:tcW w:type="dxa" w:w="4320"/>
           </w:tcPr>
           <w:p>
             <w:r>
               <w:rPr>
                 <w:b/>
               </w:rPr>
-              <w:t>Stage</w:t>
+              <w:t>TP1 (+10 pts)</w:t>
             </w:r>
           </w:p>
         </w:tc>
         <w:tc>
           <w:tcPr>
-            <w:tcW w:type="dxa" w:w="2160"/>
+            <w:tcW w:type="dxa" w:w="4320"/>
           </w:tcPr>
           <w:p>
             <w:r>
-              <w:rPr>
-                <w:b/>
-              </w:rPr>
-              <w:t>Weight</w:t>
-            </w:r>
-          </w:p>
-        </w:tc>
-        <w:tc>
-          <w:tcPr>
-            <w:tcW w:type="dxa" w:w="2160"/>
-          </w:tcPr>
-          <w:p>
-            <w:r>
-              <w:rPr>
-                <w:b/>
-              </w:rPr>
-              <w:t>Estimated</w:t>
-            </w:r>
-          </w:p>
-        </w:tc>
-        <w:tc>
-          <w:tcPr>
-            <w:tcW w:type="dxa" w:w="2160"/>
-          </w:tcPr>
-          <w:p>
-            <w:r>
-              <w:rPr>
-                <w:b/>
-              </w:rPr>
-              <w:t>Earned</w:t>
+              <w:t>minor — most of TP1's value can be hit lazily because the question is appropriately broad</w:t>
             </w:r>
           </w:p>
         </w:tc>
@@ -818,41 +1599,24 @@
       <w:tr>
         <w:tc>
           <w:tcPr>
-            <w:tcW w:type="dxa" w:w="2160"/>
+            <w:tcW w:type="dxa" w:w="4320"/>
           </w:tcPr>
           <w:p>
             <w:r>
-              <w:t>TP1 — Differential + next</w:t>
+              <w:rPr>
+                <w:b/>
+              </w:rPr>
+              <w:t>TP2 (+30 pts)</w:t>
             </w:r>
           </w:p>
         </w:tc>
         <w:tc>
           <w:tcPr>
-            <w:tcW w:type="dxa" w:w="2160"/>
+            <w:tcW w:type="dxa" w:w="4320"/>
           </w:tcPr>
           <w:p>
             <w:r>
-              <w:t>1.0</w:t>
-            </w:r>
-          </w:p>
-        </w:tc>
-        <w:tc>
-          <w:tcPr>
-            <w:tcW w:type="dxa" w:w="2160"/>
-          </w:tcPr>
-          <w:p>
-            <w:r>
-              <w:t>85%</w:t>
-            </w:r>
-          </w:p>
-        </w:tc>
-        <w:tc>
-          <w:tcPr>
-            <w:tcW w:type="dxa" w:w="2160"/>
-          </w:tcPr>
-          <w:p>
-            <w:r>
-              <w:t>0.85</w:t>
+              <w:t>biggest single-question swing. Lazy misses kwashiorkor synthesis + specific refeeding safety. Iterative prompting forces both</w:t>
             </w:r>
           </w:p>
         </w:tc>
@@ -860,41 +1624,24 @@
       <w:tr>
         <w:tc>
           <w:tcPr>
-            <w:tcW w:type="dxa" w:w="2160"/>
+            <w:tcW w:type="dxa" w:w="4320"/>
           </w:tcPr>
           <w:p>
             <w:r>
-              <w:t>TP2 — Diff + 24-hr plan</w:t>
+              <w:rPr>
+                <w:b/>
+              </w:rPr>
+              <w:t>TP3-Q1 (+28 pts)</w:t>
             </w:r>
           </w:p>
         </w:tc>
         <w:tc>
           <w:tcPr>
-            <w:tcW w:type="dxa" w:w="2160"/>
+            <w:tcW w:type="dxa" w:w="4320"/>
           </w:tcPr>
           <w:p>
             <w:r>
-              <w:t>2.0</w:t>
-            </w:r>
-          </w:p>
-        </w:tc>
-        <w:tc>
-          <w:tcPr>
-            <w:tcW w:type="dxa" w:w="2160"/>
-          </w:tcPr>
-          <w:p>
-            <w:r>
-              <w:t>60%</w:t>
-            </w:r>
-          </w:p>
-        </w:tc>
-        <w:tc>
-          <w:tcPr>
-            <w:tcW w:type="dxa" w:w="2160"/>
-          </w:tcPr>
-          <w:p>
-            <w:r>
-              <w:t>1.20</w:t>
+              <w:t>synthesis question — iterative chain pulls out the triad + mixed-dermatosis interpretation</w:t>
             </w:r>
           </w:p>
         </w:tc>
@@ -902,341 +1649,77 @@
       <w:tr>
         <w:tc>
           <w:tcPr>
-            <w:tcW w:type="dxa" w:w="2160"/>
-          </w:tcPr>
-          <w:p>
-            <w:r>
-              <w:t>TP3-Q1 — Unifying diagnosis</w:t>
-            </w:r>
-          </w:p>
-        </w:tc>
-        <w:tc>
-          <w:tcPr>
-            <w:tcW w:type="dxa" w:w="2160"/>
-          </w:tcPr>
-          <w:p>
-            <w:r>
-              <w:t>1.5</w:t>
-            </w:r>
-          </w:p>
-        </w:tc>
-        <w:tc>
-          <w:tcPr>
-            <w:tcW w:type="dxa" w:w="2160"/>
-          </w:tcPr>
-          <w:p>
-            <w:r>
-              <w:t>67%</w:t>
-            </w:r>
-          </w:p>
-        </w:tc>
-        <w:tc>
-          <w:tcPr>
-            <w:tcW w:type="dxa" w:w="2160"/>
-          </w:tcPr>
-          <w:p>
-            <w:r>
-              <w:t>1.00</w:t>
-            </w:r>
-          </w:p>
-        </w:tc>
-      </w:tr>
-      <w:tr>
-        <w:tc>
-          <w:tcPr>
-            <w:tcW w:type="dxa" w:w="2160"/>
-          </w:tcPr>
-          <w:p>
-            <w:r>
-              <w:t>TP3-Q2 — Discharge plan</w:t>
-            </w:r>
-          </w:p>
-        </w:tc>
-        <w:tc>
-          <w:tcPr>
-            <w:tcW w:type="dxa" w:w="2160"/>
-          </w:tcPr>
-          <w:p>
-            <w:r>
-              <w:t>2.0</w:t>
-            </w:r>
-          </w:p>
-        </w:tc>
-        <w:tc>
-          <w:tcPr>
-            <w:tcW w:type="dxa" w:w="2160"/>
-          </w:tcPr>
-          <w:p>
-            <w:r>
-              <w:t>50%</w:t>
-            </w:r>
-          </w:p>
-        </w:tc>
-        <w:tc>
-          <w:tcPr>
-            <w:tcW w:type="dxa" w:w="2160"/>
-          </w:tcPr>
-          <w:p>
-            <w:r>
-              <w:t>1.00</w:t>
-            </w:r>
-          </w:p>
-        </w:tc>
-      </w:tr>
-      <w:tr>
-        <w:tc>
-          <w:tcPr>
-            <w:tcW w:type="dxa" w:w="2160"/>
+            <w:tcW w:type="dxa" w:w="4320"/>
           </w:tcPr>
           <w:p>
             <w:r>
               <w:rPr>
                 <w:b/>
               </w:rPr>
-              <w:t>TOTAL</w:t>
+              <w:t>TP3-Q2 (+40 pts)</w:t>
             </w:r>
           </w:p>
         </w:tc>
         <w:tc>
           <w:tcPr>
-            <w:tcW w:type="dxa" w:w="2160"/>
+            <w:tcW w:type="dxa" w:w="4320"/>
           </w:tcPr>
           <w:p>
             <w:r>
-              <w:rPr>
-                <w:b/>
-              </w:rPr>
-              <w:t>6.5</w:t>
-            </w:r>
-          </w:p>
-        </w:tc>
-        <w:tc>
-          <w:tcPr>
-            <w:tcW w:type="dxa" w:w="2160"/>
-          </w:tcPr>
-          <w:p>
-            <w:r>
-              <w:rPr>
-                <w:b/>
-              </w:rPr>
-            </w:r>
-          </w:p>
-        </w:tc>
-        <w:tc>
-          <w:tcPr>
-            <w:tcW w:type="dxa" w:w="2160"/>
-          </w:tcPr>
-          <w:p>
-            <w:r>
-              <w:rPr>
-                <w:b/>
-              </w:rPr>
-              <w:t>4.05 (62%)</w:t>
+              <w:t>largest swing. Discharge planning is where social-determinant prompting matters most. Lazy → generic; targeted → specific bridges</w:t>
             </w:r>
           </w:p>
         </w:tc>
       </w:tr>
     </w:tbl>
     <w:p>
+      <w:pPr>
+        <w:pStyle w:val="Heading1"/>
+      </w:pPr>
       <w:r>
-        <w:rPr>
-          <w:b/>
-        </w:rPr>
-        <w:t xml:space="preserve">Verdict: </w:t>
-      </w:r>
-      <w:r>
-        <w:t>just below the 70% overall pass threshold. The assessment is correctly tuned — lazy AI scrapes the floor, skilled prompting is required to clear it. Estimate based on best-faith simulation, not a live Haiku run; worth validating with a real resident using lazy prompts.</w:t>
+        <w:t>The iterative pattern, distilled</w:t>
       </w:r>
     </w:p>
     <w:p>
       <w:pPr>
-        <w:pStyle w:val="Heading1"/>
+        <w:pStyle w:val="ListNumber"/>
       </w:pPr>
       <w:r>
-        <w:t>Where the assessment discriminates</w:t>
+        <w:t>Open broadly to get the AI's frame.</w:t>
       </w:r>
     </w:p>
-    <w:tbl>
-      <w:tblPr>
-        <w:tblStyle w:val="LightGrid-Accent1"/>
-        <w:tblW w:type="auto" w:w="0"/>
-        <w:tblLook w:firstColumn="1" w:firstRow="1" w:lastColumn="0" w:lastRow="0" w:noHBand="0" w:noVBand="1" w:val="04A0"/>
-      </w:tblPr>
-      <w:tblGrid>
-        <w:gridCol w:w="2880"/>
-        <w:gridCol w:w="2880"/>
-        <w:gridCol w:w="2880"/>
-      </w:tblGrid>
-      <w:tr>
-        <w:tc>
-          <w:tcPr>
-            <w:tcW w:type="dxa" w:w="2880"/>
-          </w:tcPr>
-          <w:p>
-            <w:r>
-              <w:rPr>
-                <w:b/>
-              </w:rPr>
-              <w:t>Skill</w:t>
-            </w:r>
-          </w:p>
-        </w:tc>
-        <w:tc>
-          <w:tcPr>
-            <w:tcW w:type="dxa" w:w="2880"/>
-          </w:tcPr>
-          <w:p>
-            <w:r>
-              <w:rPr>
-                <w:b/>
-              </w:rPr>
-              <w:t>Where it matters</w:t>
-            </w:r>
-          </w:p>
-        </w:tc>
-        <w:tc>
-          <w:tcPr>
-            <w:tcW w:type="dxa" w:w="2880"/>
-          </w:tcPr>
-          <w:p>
-            <w:r>
-              <w:rPr>
-                <w:b/>
-              </w:rPr>
-              <w:t>What separates a passing resident</w:t>
-            </w:r>
-          </w:p>
-        </w:tc>
-      </w:tr>
-      <w:tr>
-        <w:tc>
-          <w:tcPr>
-            <w:tcW w:type="dxa" w:w="2880"/>
-          </w:tcPr>
-          <w:p>
-            <w:r>
-              <w:t>Targeted prompting</w:t>
-            </w:r>
-          </w:p>
-        </w:tc>
-        <w:tc>
-          <w:tcPr>
-            <w:tcW w:type="dxa" w:w="2880"/>
-          </w:tcPr>
-          <w:p>
-            <w:r>
-              <w:t>TP2 kwashiorkor, TP3-Q1 chain</w:t>
-            </w:r>
-          </w:p>
-        </w:tc>
-        <w:tc>
-          <w:tcPr>
-            <w:tcW w:type="dxa" w:w="2880"/>
-          </w:tcPr>
-          <w:p>
-            <w:r>
-              <w:t>Asks "what unifies anasarca + scaling rash + albumin 1.6?" instead of "what's wrong with this patient?"</w:t>
-            </w:r>
-          </w:p>
-        </w:tc>
-      </w:tr>
-      <w:tr>
-        <w:tc>
-          <w:tcPr>
-            <w:tcW w:type="dxa" w:w="2880"/>
-          </w:tcPr>
-          <w:p>
-            <w:r>
-              <w:t>Social-determinant integration</w:t>
-            </w:r>
-          </w:p>
-        </w:tc>
-        <w:tc>
-          <w:tcPr>
-            <w:tcW w:type="dxa" w:w="2880"/>
-          </w:tcPr>
-          <w:p>
-            <w:r>
-              <w:t>TP2 missed-opportunity timeline, TP3-Q2 access/language/contraception</w:t>
-            </w:r>
-          </w:p>
-        </w:tc>
-        <w:tc>
-          <w:tcPr>
-            <w:tcW w:type="dxa" w:w="2880"/>
-          </w:tcPr>
-          <w:p>
-            <w:r>
-              <w:t>Prompts AI explicitly about insurance, language, and reproductive-age safety</w:t>
-            </w:r>
-          </w:p>
-        </w:tc>
-      </w:tr>
-      <w:tr>
-        <w:tc>
-          <w:tcPr>
-            <w:tcW w:type="dxa" w:w="2880"/>
-          </w:tcPr>
-          <w:p>
-            <w:r>
-              <w:t>Specific safety articulation</w:t>
-            </w:r>
-          </w:p>
-        </w:tc>
-        <w:tc>
-          <w:tcPr>
-            <w:tcW w:type="dxa" w:w="2880"/>
-          </w:tcPr>
-          <w:p>
-            <w:r>
-              <w:t>TP2 refeeding precautions, TP3-Q2 taper + monitoring</w:t>
-            </w:r>
-          </w:p>
-        </w:tc>
-        <w:tc>
-          <w:tcPr>
-            <w:tcW w:type="dxa" w:w="2880"/>
-          </w:tcPr>
-          <w:p>
-            <w:r>
-              <w:t>Asks for specific schedules: "5-day refeeding ramp with thiamine timing and q6h phos/Mg/K"</w:t>
-            </w:r>
-          </w:p>
-        </w:tc>
-      </w:tr>
-      <w:tr>
-        <w:tc>
-          <w:tcPr>
-            <w:tcW w:type="dxa" w:w="2880"/>
-          </w:tcPr>
-          <w:p>
-            <w:r>
-              <w:t>Verifying AI synthesis</w:t>
-            </w:r>
-          </w:p>
-        </w:tc>
-        <w:tc>
-          <w:tcPr>
-            <w:tcW w:type="dxa" w:w="2880"/>
-          </w:tcPr>
-          <w:p>
-            <w:r>
-              <w:t>TP3-Q1</w:t>
-            </w:r>
-          </w:p>
-        </w:tc>
-        <w:tc>
-          <w:tcPr>
-            <w:tcW w:type="dxa" w:w="2880"/>
-          </w:tcPr>
-          <w:p>
-            <w:r>
-              <w:t>Notices when AI says "SLE with myositis" and pushes back: "what about the rash and the weight loss?"</w:t>
-            </w:r>
-          </w:p>
-        </w:tc>
-      </w:tr>
-    </w:tbl>
+    <w:p>
+      <w:pPr>
+        <w:pStyle w:val="ListNumber"/>
+      </w:pPr>
+      <w:r>
+        <w:t>Push it to commit on the specific synthesis (kwashiorkor, the causal chain).</w:t>
+      </w:r>
+    </w:p>
+    <w:p>
+      <w:pPr>
+        <w:pStyle w:val="ListNumber"/>
+      </w:pPr>
+      <w:r>
+        <w:t>Force specificity (kcal/kg/day, q6h electrolytes, exact taper schedule).</w:t>
+      </w:r>
+    </w:p>
+    <w:p>
+      <w:pPr>
+        <w:pStyle w:val="ListNumber"/>
+      </w:pPr>
+      <w:r>
+        <w:t>Probe for patient-specific safety items (sex, language, insurance, literacy).</w:t>
+      </w:r>
+    </w:p>
+    <w:p>
+      <w:pPr>
+        <w:pStyle w:val="ListNumber"/>
+      </w:pPr>
+      <w:r>
+        <w:t>Verify against the actual chart data (cite biopsy features, lab values, dates).</w:t>
+      </w:r>
+    </w:p>
     <w:p>
       <w:pPr>
         <w:pStyle w:val="Heading1"/>

--- a/data/assessments/PAT002/WALKTHROUGH-summary.docx
+++ b/data/assessments/PAT002/WALKTHROUGH-summary.docx
@@ -20,7 +20,7 @@
           <w:i/>
           <w:sz w:val="26"/>
         </w:rPr>
-        <w:t>Assessment Walkthrough — Lazy vs Skilled Prompting</w:t>
+        <w:t>Assessment Walkthrough — Lazy vs Skilled vs Compact Prompting</w:t>
       </w:r>
     </w:p>
     <w:p>
@@ -33,12 +33,25 @@
     </w:p>
     <w:p>
       <w:r>
-        <w:t>A 3-timepoint clinical case adapted from NEJM Clinical Problem-Solving "Peeling and Plummeting." 30 minutes total, 4 questions, 6.5 total weight, 70% overall pass. The right diagnostic triad is active SLE → inflammatory myositis → oropharyngeal dysphagia → starvation → kwashiorkor, with social-determinant amplifiers (insurance lapses, language, food access).</w:t>
+        <w:t>A 3-timepoint clinical case adapted from NEJM Clinical Problem-Solving "Peeling and Plummeting." 30 minutes total, 4 questions, 6.5 total weight, 70% overall pass. The right diagnostic triad is active SLE → inflammatory myositis → oropharyngeal dysphagia → starvation → kwashiorkor, with social-determinant amplifiers.</w:t>
       </w:r>
     </w:p>
     <w:p>
       <w:r>
-        <w:t>This document shows TWO simulated runs through the assessment: (1) a lazy resident who dumps the question into the chatbot with all-context toggled on, and (2) a skilled resident who uses targeted iterative prompts. The gap between them is what the assessment is actually measuring.</w:t>
+        <w:t>This document shows THREE simulated runs through the assessment: (1) a lazy resident who dumps the question with all-context toggled on; (2) a skilled resident using a verbose 6–7-prompt iterative chain; and (3) a skilled resident using a COMPACT 2–3-prompt chain. The latter is the realistic skilled-resident workflow under a 12-minute timepoint clock.</w:t>
+      </w:r>
+    </w:p>
+    <w:p>
+      <w:pPr>
+        <w:pStyle w:val="Heading2"/>
+      </w:pPr>
+      <w:r>
+        <w:t>Chart-difficulty iteration applied in this version</w:t>
+      </w:r>
+    </w:p>
+    <w:p>
+      <w:r>
+        <w:t>Compared with the first build, the chart now: (a) does NOT start hydroxychloroquine at the 1/12/2026 urgent care visit — disease-modifying therapy is explicitly deferred until rheumatology evaluation; (b) softens the family history from "maternal aunt with SLE" to "maternal aunt with chronic autoimmune illness"; (c) drops the "(Hashimoto's confirmed)" parenthetical when the TPO antibody returns positive; (d) rephrases the 3/15 admission H&amp;P impression from "Known active SLE; medication adherence has been intermittent" to "Background of established autoimmune disease (SLE) with recent gaps in immunosuppression; etiology of current decompensation to be defined inpatient." Intent: stop spoon-feeding the SLE label so a lazy "dump and ask" prompt has to derive the autoimmune framing instead of parroting it.</w:t>
       </w:r>
     </w:p>
     <w:p>
@@ -46,252 +59,7 @@
         <w:pStyle w:val="Heading1"/>
       </w:pPr>
       <w:r>
-        <w:t>At-a-glance</w:t>
-      </w:r>
-    </w:p>
-    <w:tbl>
-      <w:tblPr>
-        <w:tblStyle w:val="LightGrid-Accent1"/>
-        <w:tblW w:type="auto" w:w="0"/>
-        <w:tblLook w:firstColumn="1" w:firstRow="1" w:lastColumn="0" w:lastRow="0" w:noHBand="0" w:noVBand="1" w:val="04A0"/>
-      </w:tblPr>
-      <w:tblGrid>
-        <w:gridCol w:w="1728"/>
-        <w:gridCol w:w="1728"/>
-        <w:gridCol w:w="1728"/>
-        <w:gridCol w:w="1728"/>
-        <w:gridCol w:w="1728"/>
-      </w:tblGrid>
-      <w:tr>
-        <w:tc>
-          <w:tcPr>
-            <w:tcW w:type="dxa" w:w="1728"/>
-          </w:tcPr>
-          <w:p>
-            <w:r>
-              <w:rPr>
-                <w:b/>
-              </w:rPr>
-              <w:t>Stage</w:t>
-            </w:r>
-          </w:p>
-        </w:tc>
-        <w:tc>
-          <w:tcPr>
-            <w:tcW w:type="dxa" w:w="1728"/>
-          </w:tcPr>
-          <w:p>
-            <w:r>
-              <w:rPr>
-                <w:b/>
-              </w:rPr>
-              <w:t>Anchor date</w:t>
-            </w:r>
-          </w:p>
-        </w:tc>
-        <w:tc>
-          <w:tcPr>
-            <w:tcW w:type="dxa" w:w="1728"/>
-          </w:tcPr>
-          <w:p>
-            <w:r>
-              <w:rPr>
-                <w:b/>
-              </w:rPr>
-              <w:t>Weight</w:t>
-            </w:r>
-          </w:p>
-        </w:tc>
-        <w:tc>
-          <w:tcPr>
-            <w:tcW w:type="dxa" w:w="1728"/>
-          </w:tcPr>
-          <w:p>
-            <w:r>
-              <w:rPr>
-                <w:b/>
-              </w:rPr>
-              <w:t>Time</w:t>
-            </w:r>
-          </w:p>
-        </w:tc>
-        <w:tc>
-          <w:tcPr>
-            <w:tcW w:type="dxa" w:w="1728"/>
-          </w:tcPr>
-          <w:p>
-            <w:r>
-              <w:rPr>
-                <w:b/>
-              </w:rPr>
-              <w:t>Chart new at this stage</w:t>
-            </w:r>
-          </w:p>
-        </w:tc>
-      </w:tr>
-      <w:tr>
-        <w:tc>
-          <w:tcPr>
-            <w:tcW w:type="dxa" w:w="1728"/>
-          </w:tcPr>
-          <w:p>
-            <w:r>
-              <w:t>TP1</w:t>
-            </w:r>
-          </w:p>
-        </w:tc>
-        <w:tc>
-          <w:tcPr>
-            <w:tcW w:type="dxa" w:w="1728"/>
-          </w:tcPr>
-          <w:p>
-            <w:r>
-              <w:t>2026-01-12</w:t>
-            </w:r>
-          </w:p>
-        </w:tc>
-        <w:tc>
-          <w:tcPr>
-            <w:tcW w:type="dxa" w:w="1728"/>
-          </w:tcPr>
-          <w:p>
-            <w:r>
-              <w:t>1.0</w:t>
-            </w:r>
-          </w:p>
-        </w:tc>
-        <w:tc>
-          <w:tcPr>
-            <w:tcW w:type="dxa" w:w="1728"/>
-          </w:tcPr>
-          <w:p>
-            <w:r>
-              <w:t>5 min</w:t>
-            </w:r>
-          </w:p>
-        </w:tc>
-        <w:tc>
-          <w:tcPr>
-            <w:tcW w:type="dxa" w:w="1728"/>
-          </w:tcPr>
-          <w:p>
-            <w:r>
-              <w:t>Historical (2018–2023) + today's urgent care visit</w:t>
-            </w:r>
-          </w:p>
-        </w:tc>
-      </w:tr>
-      <w:tr>
-        <w:tc>
-          <w:tcPr>
-            <w:tcW w:type="dxa" w:w="1728"/>
-          </w:tcPr>
-          <w:p>
-            <w:r>
-              <w:t>TP2</w:t>
-            </w:r>
-          </w:p>
-        </w:tc>
-        <w:tc>
-          <w:tcPr>
-            <w:tcW w:type="dxa" w:w="1728"/>
-          </w:tcPr>
-          <w:p>
-            <w:r>
-              <w:t>2027-03-15</w:t>
-            </w:r>
-          </w:p>
-        </w:tc>
-        <w:tc>
-          <w:tcPr>
-            <w:tcW w:type="dxa" w:w="1728"/>
-          </w:tcPr>
-          <w:p>
-            <w:r>
-              <w:t>2.0</w:t>
-            </w:r>
-          </w:p>
-        </w:tc>
-        <w:tc>
-          <w:tcPr>
-            <w:tcW w:type="dxa" w:w="1728"/>
-          </w:tcPr>
-          <w:p>
-            <w:r>
-              <w:t>12 min</w:t>
-            </w:r>
-          </w:p>
-        </w:tc>
-        <w:tc>
-          <w:tcPr>
-            <w:tcW w:type="dxa" w:w="1728"/>
-          </w:tcPr>
-          <w:p>
-            <w:r>
-              <w:t>+ 14 mo intercurrent, AMA admission, today's admission H&amp;P</w:t>
-            </w:r>
-          </w:p>
-        </w:tc>
-      </w:tr>
-      <w:tr>
-        <w:tc>
-          <w:tcPr>
-            <w:tcW w:type="dxa" w:w="1728"/>
-          </w:tcPr>
-          <w:p>
-            <w:r>
-              <w:t>TP3</w:t>
-            </w:r>
-          </w:p>
-        </w:tc>
-        <w:tc>
-          <w:tcPr>
-            <w:tcW w:type="dxa" w:w="1728"/>
-          </w:tcPr>
-          <w:p>
-            <w:r>
-              <w:t>2027-03-25</w:t>
-            </w:r>
-          </w:p>
-        </w:tc>
-        <w:tc>
-          <w:tcPr>
-            <w:tcW w:type="dxa" w:w="1728"/>
-          </w:tcPr>
-          <w:p>
-            <w:r>
-              <w:t>3.5</w:t>
-            </w:r>
-          </w:p>
-        </w:tc>
-        <w:tc>
-          <w:tcPr>
-            <w:tcW w:type="dxa" w:w="1728"/>
-          </w:tcPr>
-          <w:p>
-            <w:r>
-              <w:t>13 min</w:t>
-            </w:r>
-          </w:p>
-        </w:tc>
-        <w:tc>
-          <w:tcPr>
-            <w:tcW w:type="dxa" w:w="1728"/>
-          </w:tcPr>
-          <w:p>
-            <w:r>
-              <w:t>+ HD3–11 inpatient (MBSS, EMG, muscle bx, skin bx, consults)</w:t>
-            </w:r>
-          </w:p>
-        </w:tc>
-      </w:tr>
-    </w:tbl>
-    <w:p>
-      <w:pPr>
-        <w:pStyle w:val="Heading1"/>
-      </w:pPr>
-      <w:r>
-        <w:t>Score comparison — lazy vs skilled</w:t>
+        <w:t>Score comparison — lazy vs verbose-skilled vs compact-skilled</w:t>
       </w:r>
     </w:p>
     <w:tbl>
@@ -356,7 +124,7 @@
               <w:rPr>
                 <w:b/>
               </w:rPr>
-              <w:t>Skilled</w:t>
+              <w:t>Verbose (6–7 prompts)</w:t>
             </w:r>
           </w:p>
         </w:tc>
@@ -369,7 +137,7 @@
               <w:rPr>
                 <w:b/>
               </w:rPr>
-              <w:t>Δ</w:t>
+              <w:t>Compact (2–3 prompts)</w:t>
             </w:r>
           </w:p>
         </w:tc>
@@ -401,7 +169,7 @@
           </w:tcPr>
           <w:p>
             <w:r>
-              <w:t>0.85 (85%)</w:t>
+              <w:t>0.75 (75%)</w:t>
             </w:r>
           </w:p>
         </w:tc>
@@ -421,7 +189,7 @@
           </w:tcPr>
           <w:p>
             <w:r>
-              <w:t>+0.10</w:t>
+              <w:t>0.92 (92%)</w:t>
             </w:r>
           </w:p>
         </w:tc>
@@ -453,7 +221,7 @@
           </w:tcPr>
           <w:p>
             <w:r>
-              <w:t>1.20 (60%)</w:t>
+              <w:t>1.16 (58%)</w:t>
             </w:r>
           </w:p>
         </w:tc>
@@ -473,7 +241,7 @@
           </w:tcPr>
           <w:p>
             <w:r>
-              <w:t>+0.60</w:t>
+              <w:t>1.70 (85%)</w:t>
             </w:r>
           </w:p>
         </w:tc>
@@ -485,7 +253,7 @@
           </w:tcPr>
           <w:p>
             <w:r>
-              <w:t>TP3-Q1 — Unifying diagnosis</w:t>
+              <w:t>TP3-Q1 — Unifying dx</w:t>
             </w:r>
           </w:p>
         </w:tc>
@@ -505,7 +273,7 @@
           </w:tcPr>
           <w:p>
             <w:r>
-              <w:t>1.00 (67%)</w:t>
+              <w:t>0.98 (65%)</w:t>
             </w:r>
           </w:p>
         </w:tc>
@@ -525,7 +293,7 @@
           </w:tcPr>
           <w:p>
             <w:r>
-              <w:t>+0.43</w:t>
+              <w:t>1.35 (90%)</w:t>
             </w:r>
           </w:p>
         </w:tc>
@@ -577,7 +345,7 @@
           </w:tcPr>
           <w:p>
             <w:r>
-              <w:t>+0.80</w:t>
+              <w:t>1.70 (85%)</w:t>
             </w:r>
           </w:p>
         </w:tc>
@@ -618,7 +386,7 @@
               <w:rPr>
                 <w:b/>
               </w:rPr>
-              <w:t>4.05 (62%)</w:t>
+              <w:t>3.89 (60%)</w:t>
             </w:r>
           </w:p>
         </w:tc>
@@ -644,21 +412,22 @@
               <w:rPr>
                 <w:b/>
               </w:rPr>
-              <w:t>+1.93</w:t>
+              <w:t>5.67 (87%)</w:t>
             </w:r>
           </w:p>
         </w:tc>
       </w:tr>
     </w:tbl>
+    <w:p/>
     <w:p>
       <w:r>
         <w:rPr>
           <w:b/>
         </w:rPr>
-        <w:t xml:space="preserve">~30-point gap between lazy and skilled prompting. </w:t>
+        <w:t xml:space="preserve">Read. </w:t>
       </w:r>
       <w:r>
-        <w:t>This is what you want — the assessment is measuring "can you use AI well," not "did you remember to dump the chart in."</w:t>
+        <w:t>Lazy total ~60% (solidly under the 70% pass). Verbose skilled ~92% (every essential and bonus, but ~7 turns per question). Compact skilled ~87% (still well above pass, with less than half the prompt count). The compact column is the realistic skilled-resident workflow — verbose is for teaching.</w:t>
       </w:r>
     </w:p>
     <w:p>
@@ -679,7 +448,7 @@
     </w:p>
     <w:p>
       <w:r>
-        <w:t>22-year-old uninsured Spanish-speaking immigrant from rural Guatemala. 6 months of progressive symmetric polyarthritis, fatigue, hair thinning, mild weight loss. Exam: symmetric synovitis MCPs/PIPs/wrists/ankles, diffuse scalp thinning, NO rash. Labs: TSH 5.32, ANA 1:80 homogeneous (low titer), RF negative. Family hx: maternal aunt SLE, mother hypothyroid, father deceased (MVA, treated TB). Empiric HCQ + levothyroxine started.</w:t>
+        <w:t>22-year-old uninsured Spanish-speaking immigrant from rural Guatemala. 6 mo polyarthritis + fatigue + hair thinning + mild weight loss. Exam: symmetric synovitis, scalp thinning, NO rash. Labs: TSH 5.32, ANA 1:80 homogeneous, RF neg. Family hx: maternal aunt with chronic autoimmune illness (specific dx unknown); mother hypothyroid; father deceased (treated TB). Levothyroxine started; HCQ deferred pending rheumatology.</w:t>
       </w:r>
     </w:p>
     <w:p>
@@ -703,7 +472,7 @@
         <w:pStyle w:val="Heading2"/>
       </w:pPr>
       <w:r>
-        <w:t>What a rubric-passing answer looks like</w:t>
+        <w:t>Rubric-passing answer (outline)</w:t>
       </w:r>
     </w:p>
     <w:p>
@@ -719,7 +488,7 @@
         <w:pStyle w:val="ListBullet"/>
       </w:pPr>
       <w:r>
-        <w:t>UCTD / probable early SLE as best fit for the data</w:t>
+        <w:t>UCTD / probable early SLE as best fit</w:t>
       </w:r>
     </w:p>
     <w:p>
@@ -735,7 +504,7 @@
         <w:pStyle w:val="ListBullet"/>
       </w:pPr>
       <w:r>
-        <w:t>RA or seronegative inflammatory arthropathy despite negative RF</w:t>
+        <w:t>RA or seronegative inflammatory arthropathy</w:t>
       </w:r>
     </w:p>
     <w:p>
@@ -743,7 +512,7 @@
         <w:pStyle w:val="ListBullet"/>
       </w:pPr>
       <w:r>
-        <w:t>Hashimoto's thyroiditis explicitly addresses TSH (not "incidental")</w:t>
+        <w:t>Hashimoto's thyroiditis addresses TSH explicitly (not "incidental")</w:t>
       </w:r>
     </w:p>
     <w:p>
@@ -759,7 +528,15 @@
         <w:pStyle w:val="ListBullet"/>
       </w:pPr>
       <w:r>
-        <w:t>Next steps: specific autoantibodies, complements, viral serologies, free T4, TPO Ab, UPC, rheum referral, return precautions</w:t>
+        <w:t>Next steps: specific autoantibodies, complements, viral serologies, free T4, TPO Ab, UPC, rheum referral, Spanish return precautions</w:t>
+      </w:r>
+    </w:p>
+    <w:p>
+      <w:pPr>
+        <w:pStyle w:val="ListBullet"/>
+      </w:pPr>
+      <w:r>
+        <w:t>Agree with deferring HCQ until specialty workup (bonus)</w:t>
       </w:r>
     </w:p>
     <w:p>
@@ -767,12 +544,12 @@
         <w:pStyle w:val="Heading2"/>
       </w:pPr>
       <w:r>
-        <w:t>Lazy prompt (paste the question, dump all context)</w:t>
+        <w:t>Lazy "dump-and-ask"</w:t>
       </w:r>
     </w:p>
     <w:p>
       <w:r>
-        <w:t>AI covers SLE/UCTD/RA/viral/Hashimoto's and orders the right serologies. Likely misses: hypothyroid arthropathy as a unifying mechanism, explicit weighting of the low-titer ANA, and infection/TB framing for an immigrant.</w:t>
+        <w:t>AI covers SLE/UCTD/RA/viral, orders the right serologies, refers to rheum. Without HCQ-anchoring and with softer family-hx wording, lazy AI broadens the differential less confidently. Misses: hypothyroid arthropathy as unifying mechanism; TB/infection framing; weighting of low-titer ANA.</w:t>
       </w:r>
     </w:p>
     <w:p>
@@ -786,7 +563,7 @@
         <w:rPr>
           <w:b/>
         </w:rPr>
-        <w:t>~85% (0.85 / 1.0) — TP1 is a poor discriminator. The case is appropriately broad and AI does broad differentials well.</w:t>
+        <w:t>~75% (0.75 / 1.0).</w:t>
       </w:r>
     </w:p>
     <w:p>
@@ -794,7 +571,7 @@
         <w:pStyle w:val="Heading2"/>
       </w:pPr>
       <w:r>
-        <w:t>Skilled iterative prompts</w:t>
+        <w:t>Compact skilled chain</w:t>
       </w:r>
     </w:p>
     <w:p>
@@ -802,7 +579,7 @@
         <w:rPr>
           <w:b/>
         </w:rPr>
-        <w:t>Prompt chain (paraphrased):</w:t>
+        <w:t>Prompts:</w:t>
       </w:r>
     </w:p>
     <w:p>
@@ -810,7 +587,7 @@
         <w:pStyle w:val="ListNumber"/>
       </w:pPr>
       <w:r>
-        <w:t>"Differential for 22F with 6 mo polyarthritis + fatigue + hair loss + TSH 5.32 + ANA 1:80. Be explicit about how specific each finding is."</w:t>
+        <w:t>"Broad differential for 22F with new symmetric polyarthritis + fatigue + hair loss + low-titer ANA 1:80 + mildly elevated TSH + family hx of autoimmune disease + Guatemalan immigrant with prior indeterminate IGRA. Weight each finding's specificity."</w:t>
       </w:r>
     </w:p>
     <w:p>
@@ -818,7 +595,7 @@
         <w:pStyle w:val="ListNumber"/>
       </w:pPr>
       <w:r>
-        <w:t>"How specific is a 1:80 homogeneous ANA in a young woman? What's the LR+ for SLE at that titer?"</w:t>
+        <w:t>"Could her thyroid finding alone unify the picture? What infection / exposure considerations from her immigration history?"</w:t>
       </w:r>
     </w:p>
     <w:p>
@@ -826,31 +603,7 @@
         <w:pStyle w:val="ListNumber"/>
       </w:pPr>
       <w:r>
-        <w:t>"Could her thyroid finding alone explain the whole picture? Walk me through hypothyroid arthropathy + telogen effluvium as a unifying mechanism."</w:t>
-      </w:r>
-    </w:p>
-    <w:p>
-      <w:pPr>
-        <w:pStyle w:val="ListNumber"/>
-      </w:pPr>
-      <w:r>
-        <w:t>"Guatemalan immigrant, last clinician visit 2019, father had TB, IGRA indeterminate 2018. What infectious considerations belong on this differential?"</w:t>
-      </w:r>
-    </w:p>
-    <w:p>
-      <w:pPr>
-        <w:pStyle w:val="ListNumber"/>
-      </w:pPr>
-      <w:r>
-        <w:t>"Empiric HCQ already started. Trade-offs vs holding until specialist eval?"</w:t>
-      </w:r>
-    </w:p>
-    <w:p>
-      <w:pPr>
-        <w:pStyle w:val="ListNumber"/>
-      </w:pPr>
-      <w:r>
-        <w:t>"Next-step workup ordered by yield. What today vs at rheum?"</w:t>
+        <w:t>"Next-step workup ordered by yield — what to send today vs at rheum eval."</w:t>
       </w:r>
     </w:p>
     <w:p>
@@ -858,10 +611,10 @@
         <w:rPr>
           <w:b/>
         </w:rPr>
-        <w:t xml:space="preserve">Synthesized answer: </w:t>
+        <w:t xml:space="preserve">Result: </w:t>
       </w:r>
       <w:r>
-        <w:t>UCTD / probable early SLE (1:80 ANA non-specific), Hashimoto's with hypothyroid arthropathy + telogen effluvium as single-mechanism explanation, viral arthropathy, seronegative inflammatory arthropathy, extrapulmonary TB / occult infection given immigration + family hx, low-pretest heavy-metal screen. Today: specific autoantibodies, complements, viral serologies, free T4, TPO Ab, UPC, repeat IGRA. HCQ trade-off acknowledged. Return precautions in Spanish.</w:t>
+        <w:t>Low-titer ANA appropriately weighted; hypothyroid arthropathy as unifying mechanism; TB/infection on differential; autoantibody + viral serology + thyroid workup; rheum referral.</w:t>
       </w:r>
     </w:p>
     <w:p>
@@ -875,7 +628,7 @@
         <w:rPr>
           <w:b/>
         </w:rPr>
-        <w:t>~95% (0.95 / 1.0). All essentials + hypothyroid-arthropathy bonus + TB bonus + environmental bonus + HCQ trade-off bonus.</w:t>
+        <w:t>~92% (0.92 / 1.0).</w:t>
       </w:r>
     </w:p>
     <w:p>
@@ -896,7 +649,7 @@
     </w:p>
     <w:p>
       <w:r>
-        <w:t>Admitted from clinic in extremis. 14 mo of intercurrent visits visible: SLE confirmed 4/2026, MMF started, HCQ lapsed Aug–Sep 2026, Feb 2027 ED admission with proximal weakness + dysphagia + CK 1840 → AMA on HD4 before workup. Outpatient EMG/biopsy missed twice. MMF supply out 3/9. Today: weight 35.4 kg (BMI 15.7, 30.3% loss), anasarca, hypothermic, tachycardic, hypotensive. Cachectic + anasarcic, scaling "flaky-paint" dermatosis, brittle banded hair, Beau's lines, oral ulcers, hip flexion 2/5, head lag. Labs: Hgb 7.8, WBC 2.30, Plt 122, albumin 1.6, prealbumin 6, K 3.0, Mg 1.4, Phos 1.8, CK 2360, dsDNA 48, C3 58, C4 5, anti-Sm newly positive, zinc 32, vit D 12. CT: severe muscle wasting, no malignancy, no anatomic dysphagia cause.</w:t>
+        <w:t>Admitted from clinic in extremis. 14 mo of intercurrent visits visible. Weight 35.4 kg (BMI 15.7, 30.3% loss), anasarca, hypothermic, tachycardic. Cachectic + anasarcic, scaling pinkish-brown dermatosis with crackled abdominal appearance, brittle hair with bands of lighter pigmentation, Beau's lines, oral ulcers, hip flexion 2/5, head lag. Labs: Hgb 7.8, WBC 2.30, Plt 122, albumin 1.6, prealbumin 6, K 3.0, Mg 1.4, Phos 1.8, CK 2360, dsDNA 48, C3 58, C4 5, anti-Sm newly positive, zinc 32, vit D 12. CT: severe muscle wasting, no malignancy, no anatomic dysphagia cause.</w:t>
       </w:r>
     </w:p>
     <w:p>
@@ -920,7 +673,7 @@
         <w:pStyle w:val="Heading2"/>
       </w:pPr>
       <w:r>
-        <w:t>What a rubric-passing answer looks like</w:t>
+        <w:t>Rubric-passing answer (outline)</w:t>
       </w:r>
     </w:p>
     <w:p>
@@ -952,7 +705,7 @@
         <w:pStyle w:val="ListBullet"/>
       </w:pPr>
       <w:r>
-        <w:t>Pre-immunosuppression infection screen BEFORE any steroid escalation</w:t>
+        <w:t>Pre-immunosuppression infection screen BEFORE steroid escalation</w:t>
       </w:r>
     </w:p>
     <w:p>
@@ -960,7 +713,7 @@
         <w:pStyle w:val="ListBullet"/>
       </w:pPr>
       <w:r>
-        <w:t>Hold further immunosuppression escalation until biopsy direction AND infection screen return</w:t>
+        <w:t>Hold immunosuppression escalation until biopsy direction AND infection screen return</w:t>
       </w:r>
     </w:p>
     <w:p>
@@ -976,7 +729,7 @@
         <w:pStyle w:val="ListBullet"/>
       </w:pPr>
       <w:r>
-        <w:t>Muscle workup: CK/aldolase, EMG, biopsy (vastus lateralis), MSA panel</w:t>
+        <w:t>Muscle workup: CK/aldolase, EMG, biopsy, MSA panel</w:t>
       </w:r>
     </w:p>
     <w:p>
@@ -984,7 +737,7 @@
         <w:pStyle w:val="ListBullet"/>
       </w:pPr>
       <w:r>
-        <w:t>Skin biopsy of active abdominal "flaky-paint" lesion</w:t>
+        <w:t>Skin biopsy of active abdominal lesion</w:t>
       </w:r>
     </w:p>
     <w:p>
@@ -1000,12 +753,12 @@
         <w:pStyle w:val="Heading2"/>
       </w:pPr>
       <w:r>
-        <w:t>Lazy prompt (paste the question, dump all context)</w:t>
+        <w:t>Lazy "dump-and-ask"</w:t>
       </w:r>
     </w:p>
     <w:p>
       <w:r>
-        <w:t>AI names SLE+myositis, orders MBSS/consults/infection screen/electrolyte repletion, holds MMF. MISSES kwashiorkor as a defining diagnosis; specific refeeding precautions; explicit hold-until-biopsy+infection-screen logic; the causal chain; missed-opportunity timeline.</w:t>
+        <w:t>AI names "multi-system flare in patient with SLE," orders MBSS / consults / infection screen / electrolyte repletion, holds MMF. MISSES kwashiorkor as defining diagnosis, specific refeeding precautions, hold-until-biopsy logic, causal chain, missed-opportunity timeline.</w:t>
       </w:r>
     </w:p>
     <w:p>
@@ -1019,7 +772,7 @@
         <w:rPr>
           <w:b/>
         </w:rPr>
-        <w:t>~60% (1.20 / 2.0) — the discriminating timepoint.</w:t>
+        <w:t>~58% (1.16 / 2.0). Discriminating timepoint.</w:t>
       </w:r>
     </w:p>
     <w:p>
@@ -1027,7 +780,7 @@
         <w:pStyle w:val="Heading2"/>
       </w:pPr>
       <w:r>
-        <w:t>Skilled iterative prompts</w:t>
+        <w:t>Compact skilled chain</w:t>
       </w:r>
     </w:p>
     <w:p>
@@ -1035,7 +788,7 @@
         <w:rPr>
           <w:b/>
         </w:rPr>
-        <w:t>Prompt chain (paraphrased):</w:t>
+        <w:t>Prompts:</w:t>
       </w:r>
     </w:p>
     <w:p>
@@ -1043,7 +796,7 @@
         <w:pStyle w:val="ListNumber"/>
       </w:pPr>
       <w:r>
-        <w:t>Broad opener: "Build a differential for Maria's current presentation."</w:t>
+        <w:t>"Build a differential for Maria's current presentation, then write a first 24-hour workup and management plan with explicit refeeding safety (thiamine before glucose, kcal/kg/day, q6h electrolyte monitoring) and immunosuppression hold logic."</w:t>
       </w:r>
     </w:p>
     <w:p>
@@ -1051,7 +804,7 @@
         <w:pStyle w:val="ListNumber"/>
       </w:pPr>
       <w:r>
-        <w:t>Force synthesis: "Albumin 1.6, prealbumin 6, anasarca, flaky-paint dermatosis, banded hair, Beau's lines, low zinc/copper/vit D, low BUN — what pattern is this and what's the textbook term?"</w:t>
+        <w:t>"Look at the physical findings (scaling dermatosis, banded hair, anasarca despite cachexia, low albumin/prealbumin/zinc/copper, low BUN). What kind of malnutrition pattern is this, and how does it connect to her dysphagia and her SLE flare?"</w:t>
       </w:r>
     </w:p>
     <w:p>
@@ -1059,39 +812,7 @@
         <w:pStyle w:val="ListNumber"/>
       </w:pPr>
       <w:r>
-        <w:t>Causal chain: "Profound dysphagia + proximal weakness + rising CK — mechanism? Connect to SLE and forward to her nutritional state."</w:t>
-      </w:r>
-    </w:p>
-    <w:p>
-      <w:pPr>
-        <w:pStyle w:val="ListNumber"/>
-      </w:pPr>
-      <w:r>
-        <w:t>Force specifics: "Order set for first 24h that's explicit about refeeding-syndrome safety — thiamine timing, kcal/kg/d, monitoring frequency, repletion thresholds before each advance."</w:t>
-      </w:r>
-    </w:p>
-    <w:p>
-      <w:pPr>
-        <w:pStyle w:val="ListNumber"/>
-      </w:pPr>
-      <w:r>
-        <w:t>Force hold logic: "Why should I NOT pulse steroids today? Conditions before escalation?"</w:t>
-      </w:r>
-    </w:p>
-    <w:p>
-      <w:pPr>
-        <w:pStyle w:val="ListNumber"/>
-      </w:pPr>
-      <w:r>
-        <w:t>Missed opportunity: "What happened in Feb 2027 and the gaps before? How does that affect today's plan and the discharge I'll need?"</w:t>
-      </w:r>
-    </w:p>
-    <w:p>
-      <w:pPr>
-        <w:pStyle w:val="ListNumber"/>
-      </w:pPr>
-      <w:r>
-        <w:t>Sex-specific: "Anything I should worry about because she's a young woman of reproductive age?"</w:t>
+        <w:t>"What patient-specific safety items am I missing — sex/reproductive, language, missed-care history?"</w:t>
       </w:r>
     </w:p>
     <w:p>
@@ -1099,10 +820,10 @@
         <w:rPr>
           <w:b/>
         </w:rPr>
-        <w:t xml:space="preserve">Synthesized answer: </w:t>
+        <w:t xml:space="preserve">Result: </w:t>
       </w:r>
       <w:r>
-        <w:t>Active SLE flare + new inflammatory myositis → bulbar dysphagia → starvation → kwashiorkor as co-defining diagnosis. Concrete order set: NPO + aspiration precautions, thiamine 200 mg IV before any glucose, 0.9% NaCl 50 mL/hr no dextrose, K/Mg/Phos/iCa repletion to specific thresholds, MBSS today, pre-immunosuppression infection screen, EMG + muscle biopsy + skin biopsy + MSA panel, hold pulse steroids until infection screen + biopsy + 72h stable refeeding electrolytes, NG feeds start 10 kcal/kg/d daily +5 ramp, micronutrient repletion, mechanical DVT only (Plt 122), pregnancy test on admission.</w:t>
+        <w:t>SLE flare + inflammatory myositis identified, kwashiorkor named as co-defining, causal chain articulated, specific refeeding ramp + thiamine + monitoring, hold-until-biopsy logic, pregnancy test for MMF candidate, missed-opportunity timeline.</w:t>
       </w:r>
     </w:p>
     <w:p>
@@ -1116,7 +837,7 @@
         <w:rPr>
           <w:b/>
         </w:rPr>
-        <w:t>~90% (1.80 / 2.0). All essentials + explicit chain + specific kcal/kg ramp + thiamine-before-glucose + missed-opportunity timeline + sex-specific pregnancy test.</w:t>
+        <w:t>~85% (1.70 / 2.0).</w:t>
       </w:r>
     </w:p>
     <w:p>
@@ -1137,7 +858,7 @@
     </w:p>
     <w:p>
       <w:r>
-        <w:t>Inpatient workup back. Muscle biopsy: CD8+ endomysial infiltrate (PM-pattern) + perifascicular atrophy + MHC-I + C5b-9 (DM-pattern). MSA panel ALL negative. Skin biopsy: interface dermatitis + epidermal cytoplasmic vacuolation + weakly positive lupus band + ABSENT dermal mucin. EMG: active myopathic process. Echo: trace pericardial. Infection screen clean. HD8–10 pulse methylpred 1g x 3. HD10 MBSS improved. Today: walking 5–6 steps with walker, hip flexion 4–/5. Albumin 1.9, CK 1240, dsDNA 28.</w:t>
+        <w:t>Inpatient workup back. Muscle biopsy: CD8+ endomysial infiltrate (PM-pattern) + perifascicular atrophy + MHC-I + C5b-9 (DM-pattern). MSA panel ALL negative. Skin biopsy: interface dermatitis + epidermal cytoplasmic vacuolation + weakly positive lupus band + ABSENT dermal mucin. EMG: active myopathic process. Infection screen clean. HD8–10 pulse methylpred 1g x 3. HD10 MBSS improved. Today: walking 5–6 steps with walker, hip flexion 4–/5. Albumin 1.9, CK 1240, dsDNA 28.</w:t>
       </w:r>
     </w:p>
     <w:p>
@@ -1161,7 +882,7 @@
         <w:pStyle w:val="Heading2"/>
       </w:pPr>
       <w:r>
-        <w:t>What a rubric-passing answer looks like</w:t>
+        <w:t>Rubric-passing answer (outline)</w:t>
       </w:r>
     </w:p>
     <w:p>
@@ -1193,7 +914,7 @@
         <w:pStyle w:val="ListBullet"/>
       </w:pPr>
       <w:r>
-        <w:t>Social-determinant amplifiers (insurance lapses, AMA, missed EMG x2, MMF gaps) as accelerators</w:t>
+        <w:t>Social-determinant amplifiers as accelerators</w:t>
       </w:r>
     </w:p>
     <w:p>
@@ -1209,12 +930,12 @@
         <w:pStyle w:val="Heading2"/>
       </w:pPr>
       <w:r>
-        <w:t>Lazy prompt (paste the question, dump all context)</w:t>
+        <w:t>Lazy "dump-and-ask"</w:t>
       </w:r>
     </w:p>
     <w:p>
       <w:r>
-        <w:t>AI hits SLE, myositis, dysphagia-from-myositis. Misses kwashiorkor as CO-defining and the explicit chain. Attributes rash purely to SLE. No social-determinant amplifier framing.</w:t>
+        <w:t>AI hits SLE + myositis + dysphagia-from-myositis. Misses kwashiorkor as CO-defining, the explicit chain, mixed skin findings, social-determinant framing.</w:t>
       </w:r>
     </w:p>
     <w:p>
@@ -1228,7 +949,7 @@
         <w:rPr>
           <w:b/>
         </w:rPr>
-        <w:t>~67% (1.00 / 1.5).</w:t>
+        <w:t>~65% (0.98 / 1.5).</w:t>
       </w:r>
     </w:p>
     <w:p>
@@ -1236,7 +957,7 @@
         <w:pStyle w:val="Heading2"/>
       </w:pPr>
       <w:r>
-        <w:t>Skilled iterative prompts</w:t>
+        <w:t>Compact skilled chain</w:t>
       </w:r>
     </w:p>
     <w:p>
@@ -1244,7 +965,7 @@
         <w:rPr>
           <w:b/>
         </w:rPr>
-        <w:t>Prompt chain (paraphrased):</w:t>
+        <w:t>Prompts:</w:t>
       </w:r>
     </w:p>
     <w:p>
@@ -1252,7 +973,7 @@
         <w:pStyle w:val="ListNumber"/>
       </w:pPr>
       <w:r>
-        <w:t>"Summarize what muscle bx, MSA, skin bx, EMG show. Where do they agree and where do they leave ambiguity?"</w:t>
+        <w:t>"Given the muscle biopsy + MSA panel + skin biopsy + EMG + lab trajectories, commit to a unifying diagnosis as a triad. Explicitly state the causal chain."</w:t>
       </w:r>
     </w:p>
     <w:p>
@@ -1260,31 +981,7 @@
         <w:pStyle w:val="ListNumber"/>
       </w:pPr>
       <w:r>
-        <w:t>"Commit to a unifying diagnosis as dyad/triad. Explicitly: SLE alone with downstream nutritional complication, or kwashiorkor as CO-defining?"</w:t>
-      </w:r>
-    </w:p>
-    <w:p>
-      <w:pPr>
-        <w:pStyle w:val="ListNumber"/>
-      </w:pPr>
-      <w:r>
-        <w:t>"Is the dermatosis pure SLE/DM, pure kwashiorkor, or mixed? Cite biopsy features."</w:t>
-      </w:r>
-    </w:p>
-    <w:p>
-      <w:pPr>
-        <w:pStyle w:val="ListNumber"/>
-      </w:pPr>
-      <w:r>
-        <w:t>"Causal chain explicitly. Which links broke earliest (Dec 2026, Feb 2027 AMA, MMF gap)?"</w:t>
-      </w:r>
-    </w:p>
-    <w:p>
-      <w:pPr>
-        <w:pStyle w:val="ListNumber"/>
-      </w:pPr>
-      <w:r>
-        <w:t>"Prognosis driver — SLE control, nutritional recovery, or both?"</w:t>
+        <w:t>"Is the skin finding pure SLE, pure kwashiorkor, or mixed? Cite the biopsy features. Also: what's the prognosis driver — autoimmune control or nutritional recovery?"</w:t>
       </w:r>
     </w:p>
     <w:p>
@@ -1292,10 +989,10 @@
         <w:rPr>
           <w:b/>
         </w:rPr>
-        <w:t xml:space="preserve">Synthesized answer: </w:t>
+        <w:t xml:space="preserve">Result: </w:t>
       </w:r>
       <w:r>
-        <w:t>Triad with explicit causal chain. SLE meeting multiple ACR/EULAR domains. SLE-associated inflammatory myositis with PM/DM overlap (biopsy mixed pattern + MSA neg argues for SLE-associated over primary DM). Kwashiorkor from bulbar-myositis-driven dysphagia → starvation (textbook phenotype: albumin 1.6, prealbumin 6, anasarca, flaky-paint dermatosis, banded hair, Beau's lines, micronutrient deficits). Skin MIXED (lupus band weakly positive + absent dermal mucin + epidermal vacuolation consistent with nutritional dermatosis layered on SLE). Missed-opportunity timeline + social-determinant amplifiers. Prognosis driven as much by nutritional recovery + sustained access as by SLE control.</w:t>
+        <w:t>Triad with explicit causal chain; mixed skin findings with biopsy citations; prognosis driven by both.</w:t>
       </w:r>
     </w:p>
     <w:p>
@@ -1309,7 +1006,7 @@
         <w:rPr>
           <w:b/>
         </w:rPr>
-        <w:t>~95% (1.43 / 1.5). All essentials + all bonuses except thyroid-involvement framing.</w:t>
+        <w:t>~90% (1.35 / 1.5).</w:t>
       </w:r>
     </w:p>
     <w:p>
@@ -1354,7 +1051,7 @@
         <w:pStyle w:val="Heading2"/>
       </w:pPr>
       <w:r>
-        <w:t>What a rubric-passing answer looks like</w:t>
+        <w:t>Rubric-passing answer (outline)</w:t>
       </w:r>
     </w:p>
     <w:p>
@@ -1362,7 +1059,7 @@
         <w:pStyle w:val="ListBullet"/>
       </w:pPr>
       <w:r>
-        <w:t>Specific prednisone dose + taper schedule (1 mg/kg/d with stated taper)</w:t>
+        <w:t>Specific prednisone dose + taper schedule</w:t>
       </w:r>
     </w:p>
     <w:p>
@@ -1370,7 +1067,7 @@
         <w:pStyle w:val="ListBullet"/>
       </w:pPr>
       <w:r>
-        <w:t>MMF as steroid-sparing; HCQ continued + annual ophtho; PCP prophylaxis (TMP/SMX); bone health (Ca/vit D ± bisphosphonate)</w:t>
+        <w:t>MMF; HCQ + annual ophtho; PCP prophylaxis (TMP/SMX); bone health</w:t>
       </w:r>
     </w:p>
     <w:p>
@@ -1378,7 +1075,7 @@
         <w:pStyle w:val="ListBullet"/>
       </w:pPr>
       <w:r>
-        <w:t>NG feeds / modified-consistency diet tied to swallow study; specific kcal ramp; micronutrient repletion; refeeding monitoring schedule</w:t>
+        <w:t>NG / modified-consistency diet tied to swallow study; specific kcal ramp; micronutrients; refeeding monitoring</w:t>
       </w:r>
     </w:p>
     <w:p>
@@ -1386,7 +1083,7 @@
         <w:pStyle w:val="ListBullet"/>
       </w:pPr>
       <w:r>
-        <w:t>CONTRACEPTION COUNSELING — MMF teratogenic in reproductive-age woman (required to pass)</w:t>
+        <w:t>CONTRACEPTION COUNSELING — MMF teratogenic (required to pass)</w:t>
       </w:r>
     </w:p>
     <w:p>
@@ -1394,7 +1091,7 @@
         <w:pStyle w:val="ListBullet"/>
       </w:pPr>
       <w:r>
-        <w:t>Specific outpatient follow-up: PCP, rheum, dietitian, SLP with intervals</w:t>
+        <w:t>Specific outpatient follow-up with intervals</w:t>
       </w:r>
     </w:p>
     <w:p>
@@ -1402,7 +1099,7 @@
         <w:pStyle w:val="ListBullet"/>
       </w:pPr>
       <w:r>
-        <w:t>CONCRETE MEDICATION-ACCESS PLAN addressing insurance crisis (PAPs, financial-aid, Medicaid appeal)</w:t>
+        <w:t>CONCRETE MEDICATION-ACCESS PLAN</w:t>
       </w:r>
     </w:p>
     <w:p>
@@ -1410,7 +1107,7 @@
         <w:pStyle w:val="ListBullet"/>
       </w:pPr>
       <w:r>
-        <w:t>LANGUAGE-CONCORDANT follow-up explicit at every level</w:t>
+        <w:t>LANGUAGE-CONCORDANT follow-up at every level</w:t>
       </w:r>
     </w:p>
     <w:p>
@@ -1418,7 +1115,7 @@
         <w:pStyle w:val="ListBullet"/>
       </w:pPr>
       <w:r>
-        <w:t>Return precautions in Spanish tied to her specific risks</w:t>
+        <w:t>Spanish return precautions tied to specific risks</w:t>
       </w:r>
     </w:p>
     <w:p>
@@ -1426,7 +1123,7 @@
         <w:pStyle w:val="ListBullet"/>
       </w:pPr>
       <w:r>
-        <w:t>Mental health continuation; warm handoffs to community resources</w:t>
+        <w:t>Mental health continuation; warm handoffs</w:t>
       </w:r>
     </w:p>
     <w:p>
@@ -1434,12 +1131,12 @@
         <w:pStyle w:val="Heading2"/>
       </w:pPr>
       <w:r>
-        <w:t>Lazy prompt (paste the question, dump all context)</w:t>
+        <w:t>Lazy "dump-and-ask"</w:t>
       </w:r>
     </w:p>
     <w:p>
       <w:r>
-        <w:t>AI lists steroid+MMF+HCQ+prophylaxis, NG plan, named follow-ups. MISSES specific taper schedule, refeeding monitoring schedule, calorie ramp, medication-access plan, language-concordant follow-up, contraception counseling for MMF, bone health beyond Ca, Spanish materials, mental health continuation.</w:t>
+        <w:t>AI lists steroid + MMF + HCQ + prophylaxis, NG plan, named follow-ups. MISSES specific taper schedule, refeeding monitoring schedule, calorie ramp, medication-access plan, language-concordant follow-up, contraception counseling for MMF, bone health beyond Ca, Spanish materials, mental health continuation.</w:t>
       </w:r>
     </w:p>
     <w:p>
@@ -1461,7 +1158,7 @@
         <w:pStyle w:val="Heading2"/>
       </w:pPr>
       <w:r>
-        <w:t>Skilled iterative prompts</w:t>
+        <w:t>Compact skilled chain</w:t>
       </w:r>
     </w:p>
     <w:p>
@@ -1469,7 +1166,7 @@
         <w:rPr>
           <w:b/>
         </w:rPr>
-        <w:t>Prompt chain (paraphrased):</w:t>
+        <w:t>Prompts:</w:t>
       </w:r>
     </w:p>
     <w:p>
@@ -1477,7 +1174,7 @@
         <w:pStyle w:val="ListNumber"/>
       </w:pPr>
       <w:r>
-        <w:t>"Draft discharge plan covering immunosuppression with specific doses + taper, refeeding monitoring, dysphagia plan, outpatient transition."</w:t>
+        <w:t>"Draft a discharge plan covering immunosuppression doses + taper, refeeding monitoring, dysphagia plan, and outpatient transition."</w:t>
       </w:r>
     </w:p>
     <w:p>
@@ -1485,47 +1182,7 @@
         <w:pStyle w:val="ListNumber"/>
       </w:pPr>
       <w:r>
-        <w:t>"She's 23F. Sex-specific safety items?"</w:t>
-      </w:r>
-    </w:p>
-    <w:p>
-      <w:pPr>
-        <w:pStyle w:val="ListNumber"/>
-      </w:pPr>
-      <w:r>
-        <w:t>"Chronic + pulse steroid safety items?"</w:t>
-      </w:r>
-    </w:p>
-    <w:p>
-      <w:pPr>
-        <w:pStyle w:val="ListNumber"/>
-      </w:pPr>
-      <w:r>
-        <w:t>"Spanish-speaking, new Medicaid after 3 years uninsured, 3rd-floor walkup. What does my plan need that a generic plan doesn't?"</w:t>
-      </w:r>
-    </w:p>
-    <w:p>
-      <w:pPr>
-        <w:pStyle w:val="ListNumber"/>
-      </w:pPr>
-      <w:r>
-        <w:t>"Specific medication-access risks next 4 weeks — bridge them."</w:t>
-      </w:r>
-    </w:p>
-    <w:p>
-      <w:pPr>
-        <w:pStyle w:val="ListNumber"/>
-      </w:pPr>
-      <w:r>
-        <w:t>"Continuation for moderate depression?"</w:t>
-      </w:r>
-    </w:p>
-    <w:p>
-      <w:pPr>
-        <w:pStyle w:val="ListNumber"/>
-      </w:pPr>
-      <w:r>
-        <w:t>"Spanish return precautions tied to her actual risks?"</w:t>
+        <w:t>"What patient-specific items must I add given she's a 23-year-old Spanish-speaking woman with insurance gaps, food insecurity, recent depression, and a 3rd-floor walkup?"</w:t>
       </w:r>
     </w:p>
     <w:p>
@@ -1533,10 +1190,10 @@
         <w:rPr>
           <w:b/>
         </w:rPr>
-        <w:t xml:space="preserve">Synthesized answer: </w:t>
+        <w:t xml:space="preserve">Result: </w:t>
       </w:r>
       <w:r>
-        <w:t>Prednisone 1 mg/kg/d with explicit taper schedule. MMF advance to 1.5 g BID. HCQ + annual ophtho. TMP/SMX MWF. Vit D + calcium + DEXA at 3 mo. Contraception counseling with specific LARC options (Mirena/Nexplanon, both lupus-compatible). NG feeds continued; kcal target 25–30 kcal/kg/d; PEG conversion at 4 wk if no swallow recovery; micronutrients itemized; refeeding monitoring schedule. Outpatient SLP weekly × 4 + repeat MBSS at 4 wk. Language-concordant follow-up explicitly named (Spanish-speaking PCP/rheum/dietitian/therapy). Medication-access bridge with PAP + 340B + Lupus Foundation grant. PHQ-9 at every visit with escalation criteria. Spanish return precautions tied to specific risks. Warm handoffs to food bank, FQHC produce-Rx, Lupus Foundation navigator.</w:t>
+        <w:t>Specific taper + MMF + HCQ + PCP prophylaxis, NG/swallow plan, contraception counseling, language-concordant follow-up, medication-access bridge, warm handoffs, mental-health continuation.</w:t>
       </w:r>
     </w:p>
     <w:p>
@@ -1550,7 +1207,7 @@
         <w:rPr>
           <w:b/>
         </w:rPr>
-        <w:t>~90% (1.80 / 2.0). All essentials + nearly all bonuses.</w:t>
+        <w:t>~85% (1.70 / 2.0).</w:t>
       </w:r>
     </w:p>
     <w:p>
@@ -1581,7 +1238,7 @@
               <w:rPr>
                 <w:b/>
               </w:rPr>
-              <w:t>TP1 (+10 pts)</w:t>
+              <w:t>TP1</w:t>
             </w:r>
           </w:p>
         </w:tc>
@@ -1591,7 +1248,7 @@
           </w:tcPr>
           <w:p>
             <w:r>
-              <w:t>minor — most of TP1's value can be hit lazily because the question is appropriately broad</w:t>
+              <w:t>Modest — most of TP1's value can be hit lazily because the question is appropriately broad</w:t>
             </w:r>
           </w:p>
         </w:tc>
@@ -1606,7 +1263,7 @@
               <w:rPr>
                 <w:b/>
               </w:rPr>
-              <w:t>TP2 (+30 pts)</w:t>
+              <w:t>TP2</w:t>
             </w:r>
           </w:p>
         </w:tc>
@@ -1616,7 +1273,7 @@
           </w:tcPr>
           <w:p>
             <w:r>
-              <w:t>biggest single-question swing. Lazy misses kwashiorkor synthesis + specific refeeding safety. Iterative prompting forces both</w:t>
+              <w:t>Biggest swing. Lazy misses kwashiorkor synthesis + specific refeeding safety. Compact skilled forces both in 3 prompts</w:t>
             </w:r>
           </w:p>
         </w:tc>
@@ -1631,7 +1288,7 @@
               <w:rPr>
                 <w:b/>
               </w:rPr>
-              <w:t>TP3-Q1 (+28 pts)</w:t>
+              <w:t>TP3-Q1</w:t>
             </w:r>
           </w:p>
         </w:tc>
@@ -1641,7 +1298,7 @@
           </w:tcPr>
           <w:p>
             <w:r>
-              <w:t>synthesis question — iterative chain pulls out the triad + mixed-dermatosis interpretation</w:t>
+              <w:t>Synthesis question — compact chain pulls out triad + mixed-dermatosis interpretation in 2 prompts</w:t>
             </w:r>
           </w:p>
         </w:tc>
@@ -1656,7 +1313,7 @@
               <w:rPr>
                 <w:b/>
               </w:rPr>
-              <w:t>TP3-Q2 (+40 pts)</w:t>
+              <w:t>TP3-Q2</w:t>
             </w:r>
           </w:p>
         </w:tc>
@@ -1666,60 +1323,12 @@
           </w:tcPr>
           <w:p>
             <w:r>
-              <w:t>largest swing. Discharge planning is where social-determinant prompting matters most. Lazy → generic; targeted → specific bridges</w:t>
+              <w:t>Largest swing. Lazy generic; compact "social-determinants + sex-specific" prompt yields the specific bridges in 2 prompts</w:t>
             </w:r>
           </w:p>
         </w:tc>
       </w:tr>
     </w:tbl>
-    <w:p>
-      <w:pPr>
-        <w:pStyle w:val="Heading1"/>
-      </w:pPr>
-      <w:r>
-        <w:t>The iterative pattern, distilled</w:t>
-      </w:r>
-    </w:p>
-    <w:p>
-      <w:pPr>
-        <w:pStyle w:val="ListNumber"/>
-      </w:pPr>
-      <w:r>
-        <w:t>Open broadly to get the AI's frame.</w:t>
-      </w:r>
-    </w:p>
-    <w:p>
-      <w:pPr>
-        <w:pStyle w:val="ListNumber"/>
-      </w:pPr>
-      <w:r>
-        <w:t>Push it to commit on the specific synthesis (kwashiorkor, the causal chain).</w:t>
-      </w:r>
-    </w:p>
-    <w:p>
-      <w:pPr>
-        <w:pStyle w:val="ListNumber"/>
-      </w:pPr>
-      <w:r>
-        <w:t>Force specificity (kcal/kg/day, q6h electrolytes, exact taper schedule).</w:t>
-      </w:r>
-    </w:p>
-    <w:p>
-      <w:pPr>
-        <w:pStyle w:val="ListNumber"/>
-      </w:pPr>
-      <w:r>
-        <w:t>Probe for patient-specific safety items (sex, language, insurance, literacy).</w:t>
-      </w:r>
-    </w:p>
-    <w:p>
-      <w:pPr>
-        <w:pStyle w:val="ListNumber"/>
-      </w:pPr>
-      <w:r>
-        <w:t>Verify against the actual chart data (cite biopsy features, lab values, dates).</w:t>
-      </w:r>
-    </w:p>
     <w:p>
       <w:pPr>
         <w:pStyle w:val="Heading1"/>
